--- a/Raluma/docs/КНИЖКА_формулы_и_открытые_вопросы_для_согласования.docx
+++ b/Raluma/docs/КНИЖКА_формулы_и_открытые_вопросы_для_согласования.docx
@@ -128,7 +128,7 @@
           <w:color w:val="1F2933"/>
           <w:sz w:val="21"/>
         </w:rPr>
-        <w:t>30.07.2026 · первый этап</w:t>
+        <w:t>31.07.2026 · первый этап</w:t>
       </w:r>
     </w:p>
     <w:p>
@@ -227,6 +227,9 @@
       </w:r>
     </w:p>
     <w:p>
+      <w:pPr>
+        <w:keepNext w:val="0"/>
+      </w:pPr>
       <w:r>
         <w:rPr>
           <w:rFonts w:ascii="Calibri" w:hAnsi="Calibri" w:eastAsia="Calibri"/>
@@ -238,6 +241,7 @@
     <w:p>
       <w:pPr>
         <w:pStyle w:val="TableCitation"/>
+        <w:keepNext w:val="0"/>
       </w:pPr>
       <w:r>
         <w:rPr>
@@ -288,6 +292,7 @@
           </w:tcPr>
           <w:p>
             <w:pPr>
+              <w:keepNext/>
               <w:spacing w:before="0" w:after="0" w:line="259" w:lineRule="auto"/>
               <w:jc w:val="center"/>
             </w:pPr>
@@ -317,6 +322,7 @@
           </w:tcPr>
           <w:p>
             <w:pPr>
+              <w:keepNext/>
               <w:spacing w:before="0" w:after="0" w:line="259" w:lineRule="auto"/>
               <w:jc w:val="left"/>
             </w:pPr>
@@ -346,6 +352,7 @@
           </w:tcPr>
           <w:p>
             <w:pPr>
+              <w:keepNext/>
               <w:spacing w:before="0" w:after="0" w:line="259" w:lineRule="auto"/>
               <w:jc w:val="left"/>
             </w:pPr>
@@ -375,6 +382,7 @@
           </w:tcPr>
           <w:p>
             <w:pPr>
+              <w:keepNext/>
               <w:spacing w:before="0" w:after="0" w:line="259" w:lineRule="auto"/>
               <w:jc w:val="left"/>
             </w:pPr>
@@ -592,7 +600,7 @@
                 <w:color w:val="1F2933"/>
                 <w:sz w:val="17"/>
               </w:rPr>
-              <w:t>Высотные вычеты, профильные позиции, сборочные зависимости</w:t>
+              <w:t>Вычет высоты B25 с нижним компенсатором, профильные позиции, сборочные зависимости</w:t>
             </w:r>
           </w:p>
         </w:tc>
@@ -826,7 +834,7 @@
                 <w:color w:val="1F2933"/>
                 <w:sz w:val="17"/>
               </w:rPr>
-              <w:t>Совместимость старых полей и резервные сведения</w:t>
+              <w:t>Матрица высот для остальных компенсаторов и систем B16/B17/C16/C17; совместимость старых полей</w:t>
             </w:r>
           </w:p>
         </w:tc>
@@ -974,6 +982,7 @@
           </w:tcPr>
           <w:p>
             <w:pPr>
+              <w:keepNext/>
               <w:spacing w:before="0" w:after="0" w:line="259" w:lineRule="auto"/>
               <w:jc w:val="center"/>
             </w:pPr>
@@ -1003,6 +1012,7 @@
           </w:tcPr>
           <w:p>
             <w:pPr>
+              <w:keepNext/>
               <w:spacing w:before="0" w:after="0" w:line="259" w:lineRule="auto"/>
               <w:jc w:val="left"/>
             </w:pPr>
@@ -1032,6 +1042,7 @@
           </w:tcPr>
           <w:p>
             <w:pPr>
+              <w:keepNext/>
               <w:spacing w:before="0" w:after="0" w:line="259" w:lineRule="auto"/>
               <w:jc w:val="center"/>
             </w:pPr>
@@ -1061,6 +1072,7 @@
           </w:tcPr>
           <w:p>
             <w:pPr>
+              <w:keepNext/>
               <w:spacing w:before="0" w:after="0" w:line="259" w:lineRule="auto"/>
               <w:jc w:val="left"/>
             </w:pPr>
@@ -1307,6 +1319,123 @@
                 <w:sz w:val="16"/>
               </w:rPr>
               <w:t>Ввод пользователя</w:t>
+            </w:r>
+          </w:p>
+        </w:tc>
+      </w:tr>
+      <w:tr>
+        <w:trPr>
+          <w:cantSplit/>
+        </w:trPr>
+        <w:tc>
+          <w:tcPr>
+            <w:tcW w:type="dxa" w:w="1200"/>
+            <w:vAlign w:val="center"/>
+            <w:tcMar>
+              <w:top w:w="80" w:type="dxa"/>
+              <w:bottom w:w="80" w:type="dxa"/>
+              <w:start w:w="120" w:type="dxa"/>
+              <w:end w:w="120" w:type="dxa"/>
+            </w:tcMar>
+          </w:tcPr>
+          <w:p>
+            <w:pPr>
+              <w:spacing w:before="0" w:after="0" w:line="259" w:lineRule="auto"/>
+              <w:jc w:val="center"/>
+            </w:pPr>
+            <w:r/>
+            <w:r>
+              <w:rPr>
+                <w:rFonts w:ascii="Consolas" w:hAnsi="Consolas" w:eastAsia="Consolas"/>
+                <w:b w:val="0"/>
+                <w:color w:val="1F2933"/>
+                <w:sz w:val="16"/>
+              </w:rPr>
+              <w:t>S</w:t>
+            </w:r>
+          </w:p>
+        </w:tc>
+        <w:tc>
+          <w:tcPr>
+            <w:tcW w:type="dxa" w:w="3500"/>
+            <w:vAlign w:val="center"/>
+            <w:tcMar>
+              <w:top w:w="80" w:type="dxa"/>
+              <w:bottom w:w="80" w:type="dxa"/>
+              <w:start w:w="120" w:type="dxa"/>
+              <w:end w:w="120" w:type="dxa"/>
+            </w:tcMar>
+          </w:tcPr>
+          <w:p>
+            <w:pPr>
+              <w:spacing w:before="0" w:after="0" w:line="259" w:lineRule="auto"/>
+              <w:jc w:val="left"/>
+            </w:pPr>
+            <w:r/>
+            <w:r>
+              <w:rPr>
+                <w:rFonts w:ascii="Calibri" w:hAnsi="Calibri" w:eastAsia="Calibri"/>
+                <w:b w:val="0"/>
+                <w:color w:val="1F2933"/>
+                <w:sz w:val="16"/>
+              </w:rPr>
+              <w:t>Профильная система</w:t>
+            </w:r>
+          </w:p>
+        </w:tc>
+        <w:tc>
+          <w:tcPr>
+            <w:tcW w:type="dxa" w:w="900"/>
+            <w:vAlign w:val="center"/>
+            <w:tcMar>
+              <w:top w:w="80" w:type="dxa"/>
+              <w:bottom w:w="80" w:type="dxa"/>
+              <w:start w:w="120" w:type="dxa"/>
+              <w:end w:w="120" w:type="dxa"/>
+            </w:tcMar>
+          </w:tcPr>
+          <w:p>
+            <w:pPr>
+              <w:spacing w:before="0" w:after="0" w:line="259" w:lineRule="auto"/>
+              <w:jc w:val="center"/>
+            </w:pPr>
+            <w:r/>
+            <w:r>
+              <w:rPr>
+                <w:rFonts w:ascii="Calibri" w:hAnsi="Calibri" w:eastAsia="Calibri"/>
+                <w:b w:val="0"/>
+                <w:color w:val="1F2933"/>
+                <w:sz w:val="16"/>
+              </w:rPr>
+              <w:t>—</w:t>
+            </w:r>
+          </w:p>
+        </w:tc>
+        <w:tc>
+          <w:tcPr>
+            <w:tcW w:type="dxa" w:w="3760"/>
+            <w:vAlign w:val="center"/>
+            <w:tcMar>
+              <w:top w:w="80" w:type="dxa"/>
+              <w:bottom w:w="80" w:type="dxa"/>
+              <w:start w:w="120" w:type="dxa"/>
+              <w:end w:w="120" w:type="dxa"/>
+            </w:tcMar>
+          </w:tcPr>
+          <w:p>
+            <w:pPr>
+              <w:spacing w:before="0" w:after="0" w:line="259" w:lineRule="auto"/>
+              <w:jc w:val="left"/>
+            </w:pPr>
+            <w:r/>
+            <w:r>
+              <w:rPr>
+                <w:rFonts w:ascii="Calibri" w:hAnsi="Calibri" w:eastAsia="Calibri"/>
+                <w:b w:val="0"/>
+                <w:color w:val="1F2933"/>
+                <w:sz w:val="16"/>
+              </w:rPr>
+              <w:t>B25 / B16 / B17 / C16 / C17</w:t>
             </w:r>
           </w:p>
         </w:tc>
@@ -2521,6 +2650,9 @@
       </w:r>
     </w:p>
     <w:p>
+      <w:pPr>
+        <w:keepNext w:val="0"/>
+      </w:pPr>
       <w:r>
         <w:rPr>
           <w:rFonts w:ascii="Calibri" w:hAnsi="Calibri" w:eastAsia="Calibri"/>
@@ -2571,6 +2703,7 @@
           </w:tcPr>
           <w:p>
             <w:pPr>
+              <w:keepNext/>
               <w:spacing w:before="0" w:after="0" w:line="259" w:lineRule="auto"/>
               <w:jc w:val="left"/>
             </w:pPr>
@@ -2600,6 +2733,7 @@
           </w:tcPr>
           <w:p>
             <w:pPr>
+              <w:keepNext/>
               <w:spacing w:before="0" w:after="0" w:line="259" w:lineRule="auto"/>
               <w:jc w:val="left"/>
             </w:pPr>
@@ -2629,6 +2763,7 @@
           </w:tcPr>
           <w:p>
             <w:pPr>
+              <w:keepNext/>
               <w:spacing w:before="0" w:after="0" w:line="259" w:lineRule="auto"/>
               <w:jc w:val="left"/>
             </w:pPr>
@@ -2658,6 +2793,7 @@
           </w:tcPr>
           <w:p>
             <w:pPr>
+              <w:keepNext/>
               <w:spacing w:before="0" w:after="0" w:line="259" w:lineRule="auto"/>
               <w:jc w:val="left"/>
             </w:pPr>
@@ -2687,6 +2823,7 @@
           </w:tcPr>
           <w:p>
             <w:pPr>
+              <w:keepNext/>
               <w:spacing w:before="0" w:after="0" w:line="259" w:lineRule="auto"/>
               <w:jc w:val="left"/>
             </w:pPr>
@@ -3055,7 +3192,7 @@
                 <w:color w:val="1F2933"/>
                 <w:sz w:val="16"/>
               </w:rPr>
-              <w:t>Hg = H − 135</w:t>
+              <w:t>Hст = H − Δ(S, C)</w:t>
             </w:r>
           </w:p>
         </w:tc>
@@ -3083,7 +3220,7 @@
                 <w:color w:val="1F2933"/>
                 <w:sz w:val="16"/>
               </w:rPr>
-              <w:t>Прямые листы Excel; вычет требует согласования</w:t>
+              <w:t>Прямая секция; вычет зависит от системы и компенсатора</w:t>
             </w:r>
           </w:p>
         </w:tc>
@@ -3111,7 +3248,7 @@
                 <w:color w:val="1F2933"/>
                 <w:sz w:val="16"/>
               </w:rPr>
-              <w:t>Excel C24/C25, C25/C26</w:t>
+              <w:t>Матрица ниже: Excel → legacy</w:t>
             </w:r>
           </w:p>
         </w:tc>
@@ -3140,7 +3277,7 @@
                 <w:color w:val="1F2933"/>
                 <w:sz w:val="16"/>
               </w:rPr>
-              <w:t>excel</w:t>
+              <w:t>excel/legacy</w:t>
               <w:br/>
               <w:t>ПРЕДВАРИТЕЛЬНО</w:t>
             </w:r>
@@ -3175,7 +3312,7 @@
                 <w:color w:val="1F2933"/>
                 <w:sz w:val="16"/>
               </w:rPr>
-              <w:t>Высота панели при склейке</w:t>
+              <w:t>Высота дверного стекла</w:t>
             </w:r>
           </w:p>
         </w:tc>
@@ -3203,7 +3340,7 @@
                 <w:color w:val="1F2933"/>
                 <w:sz w:val="16"/>
               </w:rPr>
-              <w:t>Hp = Hg + 33</w:t>
+              <w:t>B25: Hд = Hст; B16-семейство: Hд = Hст − 33</w:t>
             </w:r>
           </w:p>
         </w:tc>
@@ -3231,7 +3368,7 @@
                 <w:color w:val="1F2933"/>
                 <w:sz w:val="16"/>
               </w:rPr>
-              <w:t>Прямые листы Excel</w:t>
+              <w:t>Физические панели с ролью двери</w:t>
             </w:r>
           </w:p>
         </w:tc>
@@ -3259,7 +3396,7 @@
                 <w:color w:val="1F2933"/>
                 <w:sz w:val="16"/>
               </w:rPr>
-              <w:t>Excel C27/C28, C29/C30</w:t>
+              <w:t>Excel B25; legacy B16-семейство</w:t>
             </w:r>
           </w:p>
         </w:tc>
@@ -3288,7 +3425,7 @@
                 <w:color w:val="1F2933"/>
                 <w:sz w:val="16"/>
               </w:rPr>
-              <w:t>excel</w:t>
+              <w:t>excel/legacy</w:t>
               <w:br/>
               <w:t>ПРЕДВАРИТЕЛЬНО</w:t>
             </w:r>
@@ -3323,7 +3460,7 @@
                 <w:color w:val="1F2933"/>
                 <w:sz w:val="16"/>
               </w:rPr>
-              <w:t>Край у угла</w:t>
+              <w:t>Высота панели при склейке</w:t>
             </w:r>
           </w:p>
         </w:tc>
@@ -3351,7 +3488,7 @@
                 <w:color w:val="1F2933"/>
                 <w:sz w:val="16"/>
               </w:rPr>
-              <w:t>Lкрай или Rкрай = 27 вместо 11,5</w:t>
+              <w:t>B25: Hсб = Hст + 33; B16-семейство: Hсб = Hст − 33</w:t>
             </w:r>
           </w:p>
         </w:tc>
@@ -3379,7 +3516,7 @@
                 <w:color w:val="1F2933"/>
                 <w:sz w:val="16"/>
               </w:rPr>
-              <w:t>Угловая конструкция</w:t>
+              <w:t>Все физические панели выбранной системы</w:t>
             </w:r>
           </w:p>
         </w:tc>
@@ -3407,7 +3544,7 @@
                 <w:color w:val="1F2933"/>
                 <w:sz w:val="16"/>
               </w:rPr>
-              <w:t>ТЗ, стр. 9</w:t>
+              <w:t>Excel B25; legacy B16-семейство</w:t>
             </w:r>
           </w:p>
         </w:tc>
@@ -3436,7 +3573,7 @@
                 <w:color w:val="1F2933"/>
                 <w:sz w:val="16"/>
               </w:rPr>
-              <w:t>tz</w:t>
+              <w:t>excel/legacy</w:t>
               <w:br/>
               <w:t>ПРЕДВАРИТЕЛЬНО</w:t>
             </w:r>
@@ -3471,7 +3608,7 @@
                 <w:color w:val="1F2933"/>
                 <w:sz w:val="16"/>
               </w:rPr>
-              <w:t>Профиль угловой двери</w:t>
+              <w:t>Край у угла</w:t>
             </w:r>
           </w:p>
         </w:tc>
@@ -3499,7 +3636,7 @@
                 <w:color w:val="1F2933"/>
                 <w:sz w:val="16"/>
               </w:rPr>
-              <w:t>Gp = G + 23</w:t>
+              <w:t>Lкрай или Rкрай = 27 вместо 11,5</w:t>
             </w:r>
           </w:p>
         </w:tc>
@@ -3527,7 +3664,7 @@
                 <w:color w:val="1F2933"/>
                 <w:sz w:val="16"/>
               </w:rPr>
-              <w:t>Дверь рядом с углом</w:t>
+              <w:t>Угловая конструкция</w:t>
             </w:r>
           </w:p>
         </w:tc>
@@ -3619,7 +3756,7 @@
                 <w:color w:val="1F2933"/>
                 <w:sz w:val="16"/>
               </w:rPr>
-              <w:t>Доп. глухая панель</w:t>
+              <w:t>Профиль угловой двери</w:t>
             </w:r>
           </w:p>
         </w:tc>
@@ -3647,7 +3784,7 @@
                 <w:color w:val="1F2933"/>
                 <w:sz w:val="16"/>
               </w:rPr>
-              <w:t>Gобыч = (доступный пролёт − ΣGзаданных) / Pобыч</w:t>
+              <w:t>Gp = G + 23</w:t>
             </w:r>
           </w:p>
         </w:tc>
@@ -3675,7 +3812,7 @@
                 <w:color w:val="1F2933"/>
                 <w:sz w:val="16"/>
               </w:rPr>
-              <w:t>Ширина доп. панели задана пользователем</w:t>
+              <w:t>Дверь рядом с углом</w:t>
             </w:r>
           </w:p>
         </w:tc>
@@ -3703,7 +3840,7 @@
                 <w:color w:val="1F2933"/>
                 <w:sz w:val="16"/>
               </w:rPr>
-              <w:t>Расширение ТЗ для UI</w:t>
+              <w:t>ТЗ, стр. 9</w:t>
             </w:r>
           </w:p>
         </w:tc>
@@ -3767,7 +3904,7 @@
                 <w:color w:val="1F2933"/>
                 <w:sz w:val="16"/>
               </w:rPr>
-              <w:t>Доп. двигающаяся дверь</w:t>
+              <w:t>Доп. глухая панель</w:t>
             </w:r>
           </w:p>
         </w:tc>
@@ -3795,7 +3932,7 @@
                 <w:color w:val="1F2933"/>
                 <w:sz w:val="16"/>
               </w:rPr>
-              <w:t>Gдоп = Wдоп − 3; 0 &lt; Wдоп ≤ 850</w:t>
+              <w:t>Gобыч = (доступный пролёт − ΣGзаданных) / Pобыч</w:t>
             </w:r>
           </w:p>
         </w:tc>
@@ -3823,7 +3960,7 @@
                 <w:color w:val="1F2933"/>
                 <w:sz w:val="16"/>
               </w:rPr>
-              <w:t>Дверь заменяет обычную подвижную панель</w:t>
+              <w:t>Ширина доп. панели задана пользователем</w:t>
             </w:r>
           </w:p>
         </w:tc>
@@ -3851,7 +3988,7 @@
                 <w:color w:val="1F2933"/>
                 <w:sz w:val="16"/>
               </w:rPr>
-              <w:t>ТЗ + пустой блок Excel</w:t>
+              <w:t>Расширение ТЗ для UI</w:t>
             </w:r>
           </w:p>
         </w:tc>
@@ -3880,7 +4017,7 @@
                 <w:color w:val="1F2933"/>
                 <w:sz w:val="16"/>
               </w:rPr>
-              <w:t>tz/excel</w:t>
+              <w:t>tz</w:t>
               <w:br/>
               <w:t>ПРЕДВАРИТЕЛЬНО</w:t>
             </w:r>
@@ -3915,6 +4052,154 @@
                 <w:color w:val="1F2933"/>
                 <w:sz w:val="16"/>
               </w:rPr>
+              <w:t>Доп. двигающаяся дверь</w:t>
+            </w:r>
+          </w:p>
+        </w:tc>
+        <w:tc>
+          <w:tcPr>
+            <w:tcW w:type="dxa" w:w="2200"/>
+            <w:vAlign w:val="center"/>
+            <w:tcMar>
+              <w:top w:w="80" w:type="dxa"/>
+              <w:bottom w:w="80" w:type="dxa"/>
+              <w:start w:w="120" w:type="dxa"/>
+              <w:end w:w="120" w:type="dxa"/>
+            </w:tcMar>
+          </w:tcPr>
+          <w:p>
+            <w:pPr>
+              <w:spacing w:before="0" w:after="0" w:line="259" w:lineRule="auto"/>
+              <w:jc w:val="left"/>
+            </w:pPr>
+            <w:r/>
+            <w:r>
+              <w:rPr>
+                <w:rFonts w:ascii="Consolas" w:hAnsi="Consolas" w:eastAsia="Consolas"/>
+                <w:b w:val="0"/>
+                <w:color w:val="1F2933"/>
+                <w:sz w:val="16"/>
+              </w:rPr>
+              <w:t>Gдоп = Wдоп − 3; 0 &lt; Wдоп ≤ 850</w:t>
+            </w:r>
+          </w:p>
+        </w:tc>
+        <w:tc>
+          <w:tcPr>
+            <w:tcW w:type="dxa" w:w="2500"/>
+            <w:vAlign w:val="center"/>
+            <w:tcMar>
+              <w:top w:w="80" w:type="dxa"/>
+              <w:bottom w:w="80" w:type="dxa"/>
+              <w:start w:w="120" w:type="dxa"/>
+              <w:end w:w="120" w:type="dxa"/>
+            </w:tcMar>
+          </w:tcPr>
+          <w:p>
+            <w:pPr>
+              <w:spacing w:before="0" w:after="0" w:line="259" w:lineRule="auto"/>
+              <w:jc w:val="left"/>
+            </w:pPr>
+            <w:r/>
+            <w:r>
+              <w:rPr>
+                <w:rFonts w:ascii="Calibri" w:hAnsi="Calibri" w:eastAsia="Calibri"/>
+                <w:b w:val="0"/>
+                <w:color w:val="1F2933"/>
+                <w:sz w:val="16"/>
+              </w:rPr>
+              <w:t>Дверь заменяет обычную подвижную панель</w:t>
+            </w:r>
+          </w:p>
+        </w:tc>
+        <w:tc>
+          <w:tcPr>
+            <w:tcW w:type="dxa" w:w="1260"/>
+            <w:vAlign w:val="center"/>
+            <w:tcMar>
+              <w:top w:w="80" w:type="dxa"/>
+              <w:bottom w:w="80" w:type="dxa"/>
+              <w:start w:w="120" w:type="dxa"/>
+              <w:end w:w="120" w:type="dxa"/>
+            </w:tcMar>
+          </w:tcPr>
+          <w:p>
+            <w:pPr>
+              <w:spacing w:before="0" w:after="0" w:line="259" w:lineRule="auto"/>
+              <w:jc w:val="left"/>
+            </w:pPr>
+            <w:r/>
+            <w:r>
+              <w:rPr>
+                <w:rFonts w:ascii="Calibri" w:hAnsi="Calibri" w:eastAsia="Calibri"/>
+                <w:b w:val="0"/>
+                <w:color w:val="1F2933"/>
+                <w:sz w:val="16"/>
+              </w:rPr>
+              <w:t>ТЗ + пустой блок Excel</w:t>
+            </w:r>
+          </w:p>
+        </w:tc>
+        <w:tc>
+          <w:tcPr>
+            <w:tcW w:type="dxa" w:w="1800"/>
+            <w:shd w:fill="FFF4CC"/>
+            <w:vAlign w:val="center"/>
+            <w:tcMar>
+              <w:top w:w="80" w:type="dxa"/>
+              <w:bottom w:w="80" w:type="dxa"/>
+              <w:start w:w="120" w:type="dxa"/>
+              <w:end w:w="120" w:type="dxa"/>
+            </w:tcMar>
+          </w:tcPr>
+          <w:p>
+            <w:pPr>
+              <w:spacing w:before="0" w:after="0" w:line="259" w:lineRule="auto"/>
+              <w:jc w:val="left"/>
+            </w:pPr>
+            <w:r/>
+            <w:r>
+              <w:rPr>
+                <w:rFonts w:ascii="Calibri" w:hAnsi="Calibri" w:eastAsia="Calibri"/>
+                <w:b w:val="0"/>
+                <w:color w:val="1F2933"/>
+                <w:sz w:val="16"/>
+              </w:rPr>
+              <w:t>tz/excel</w:t>
+              <w:br/>
+              <w:t>ПРЕДВАРИТЕЛЬНО</w:t>
+            </w:r>
+          </w:p>
+        </w:tc>
+      </w:tr>
+      <w:tr>
+        <w:trPr>
+          <w:cantSplit/>
+        </w:trPr>
+        <w:tc>
+          <w:tcPr>
+            <w:tcW w:type="dxa" w:w="1600"/>
+            <w:vAlign w:val="center"/>
+            <w:tcMar>
+              <w:top w:w="80" w:type="dxa"/>
+              <w:bottom w:w="80" w:type="dxa"/>
+              <w:start w:w="120" w:type="dxa"/>
+              <w:end w:w="120" w:type="dxa"/>
+            </w:tcMar>
+          </w:tcPr>
+          <w:p>
+            <w:pPr>
+              <w:spacing w:before="0" w:after="0" w:line="259" w:lineRule="auto"/>
+              <w:jc w:val="left"/>
+            </w:pPr>
+            <w:r/>
+            <w:r>
+              <w:rPr>
+                <w:rFonts w:ascii="Calibri" w:hAnsi="Calibri" w:eastAsia="Calibri"/>
+                <w:b w:val="0"/>
+                <w:color w:val="1F2933"/>
+                <w:sz w:val="16"/>
+              </w:rPr>
               <w:t>Контроль размеров</w:t>
             </w:r>
           </w:p>
@@ -4031,6 +4316,831 @@
               <w:t>tz</w:t>
               <w:br/>
               <w:t>ПОДТВЕРЖДЕНО</w:t>
+            </w:r>
+          </w:p>
+        </w:tc>
+      </w:tr>
+    </w:tbl>
+    <w:p/>
+    <w:p>
+      <w:pPr>
+        <w:keepNext w:val="0"/>
+      </w:pPr>
+      <w:r>
+        <w:rPr>
+          <w:rFonts w:ascii="Calibri" w:hAnsi="Calibri" w:eastAsia="Calibri"/>
+          <w:b/>
+          <w:color w:val="1F2933"/>
+        </w:rPr>
+        <w:t>Матрица Δ(S, C), мм.</w:t>
+      </w:r>
+      <w:r>
+        <w:rPr>
+          <w:rFonts w:ascii="Calibri" w:hAnsi="Calibri" w:eastAsia="Calibri"/>
+          <w:color w:val="1F2933"/>
+        </w:rPr>
+        <w:t xml:space="preserve"> Система выбирается и хранится явно; B17/C16/C17 временно используют восстановленное семейство высот B16.</w:t>
+      </w:r>
+    </w:p>
+    <w:tbl>
+      <w:tblPr>
+        <w:tblW w:type="dxa" w:w="9360"/>
+        <w:jc w:val="left"/>
+        <w:tblLayout w:type="fixed"/>
+        <w:tblLook w:firstColumn="1" w:firstRow="1" w:lastColumn="0" w:lastRow="0" w:noHBand="0" w:noVBand="1" w:val="04A0"/>
+        <w:tblInd w:w="120" w:type="dxa"/>
+        <w:tblBorders>
+          <w:top w:val="single" w:sz="4" w:space="0" w:color="AAB4BE"/>
+          <w:left w:val="single" w:sz="4" w:space="0" w:color="AAB4BE"/>
+          <w:bottom w:val="single" w:sz="4" w:space="0" w:color="AAB4BE"/>
+          <w:right w:val="single" w:sz="4" w:space="0" w:color="AAB4BE"/>
+          <w:insideH w:val="single" w:sz="4" w:space="0" w:color="AAB4BE"/>
+          <w:insideV w:val="single" w:sz="4" w:space="0" w:color="AAB4BE"/>
+        </w:tblBorders>
+      </w:tblPr>
+      <w:tblGrid>
+        <w:gridCol w:w="900"/>
+        <w:gridCol w:w="800"/>
+        <w:gridCol w:w="800"/>
+        <w:gridCol w:w="800"/>
+        <w:gridCol w:w="800"/>
+        <w:gridCol w:w="1450"/>
+        <w:gridCol w:w="1450"/>
+        <w:gridCol w:w="2360"/>
+      </w:tblGrid>
+      <w:tr>
+        <w:trPr>
+          <w:tblHeader w:val="true"/>
+          <w:cantSplit/>
+        </w:trPr>
+        <w:tc>
+          <w:tcPr>
+            <w:tcW w:type="dxa" w:w="900"/>
+            <w:shd w:fill="E8EEF5"/>
+            <w:vAlign w:val="center"/>
+            <w:tcMar>
+              <w:top w:w="80" w:type="dxa"/>
+              <w:bottom w:w="80" w:type="dxa"/>
+              <w:start w:w="120" w:type="dxa"/>
+              <w:end w:w="120" w:type="dxa"/>
+            </w:tcMar>
+          </w:tcPr>
+          <w:p>
+            <w:pPr>
+              <w:keepNext/>
+              <w:spacing w:before="0" w:after="0" w:line="259" w:lineRule="auto"/>
+              <w:jc w:val="center"/>
+            </w:pPr>
+            <w:r/>
+            <w:r>
+              <w:rPr>
+                <w:rFonts w:ascii="Calibri" w:hAnsi="Calibri" w:eastAsia="Calibri"/>
+                <w:b/>
+                <w:color w:val="1F4D78"/>
+                <w:sz w:val="14"/>
+              </w:rPr>
+              <w:t>Система</w:t>
+            </w:r>
+          </w:p>
+        </w:tc>
+        <w:tc>
+          <w:tcPr>
+            <w:tcW w:type="dxa" w:w="800"/>
+            <w:shd w:fill="E8EEF5"/>
+            <w:vAlign w:val="center"/>
+            <w:tcMar>
+              <w:top w:w="80" w:type="dxa"/>
+              <w:bottom w:w="80" w:type="dxa"/>
+              <w:start w:w="120" w:type="dxa"/>
+              <w:end w:w="120" w:type="dxa"/>
+            </w:tcMar>
+          </w:tcPr>
+          <w:p>
+            <w:pPr>
+              <w:keepNext/>
+              <w:spacing w:before="0" w:after="0" w:line="259" w:lineRule="auto"/>
+              <w:jc w:val="center"/>
+            </w:pPr>
+            <w:r/>
+            <w:r>
+              <w:rPr>
+                <w:rFonts w:ascii="Calibri" w:hAnsi="Calibri" w:eastAsia="Calibri"/>
+                <w:b/>
+                <w:color w:val="1F4D78"/>
+                <w:sz w:val="14"/>
+              </w:rPr>
+              <w:t>Нижний</w:t>
+            </w:r>
+          </w:p>
+        </w:tc>
+        <w:tc>
+          <w:tcPr>
+            <w:tcW w:type="dxa" w:w="800"/>
+            <w:shd w:fill="E8EEF5"/>
+            <w:vAlign w:val="center"/>
+            <w:tcMar>
+              <w:top w:w="80" w:type="dxa"/>
+              <w:bottom w:w="80" w:type="dxa"/>
+              <w:start w:w="120" w:type="dxa"/>
+              <w:end w:w="120" w:type="dxa"/>
+            </w:tcMar>
+          </w:tcPr>
+          <w:p>
+            <w:pPr>
+              <w:keepNext/>
+              <w:spacing w:before="0" w:after="0" w:line="259" w:lineRule="auto"/>
+              <w:jc w:val="center"/>
+            </w:pPr>
+            <w:r/>
+            <w:r>
+              <w:rPr>
+                <w:rFonts w:ascii="Calibri" w:hAnsi="Calibri" w:eastAsia="Calibri"/>
+                <w:b/>
+                <w:color w:val="1F4D78"/>
+                <w:sz w:val="14"/>
+              </w:rPr>
+              <w:t>Оба</w:t>
+            </w:r>
+          </w:p>
+        </w:tc>
+        <w:tc>
+          <w:tcPr>
+            <w:tcW w:type="dxa" w:w="800"/>
+            <w:shd w:fill="E8EEF5"/>
+            <w:vAlign w:val="center"/>
+            <w:tcMar>
+              <w:top w:w="80" w:type="dxa"/>
+              <w:bottom w:w="80" w:type="dxa"/>
+              <w:start w:w="120" w:type="dxa"/>
+              <w:end w:w="120" w:type="dxa"/>
+            </w:tcMar>
+          </w:tcPr>
+          <w:p>
+            <w:pPr>
+              <w:keepNext/>
+              <w:spacing w:before="0" w:after="0" w:line="259" w:lineRule="auto"/>
+              <w:jc w:val="center"/>
+            </w:pPr>
+            <w:r/>
+            <w:r>
+              <w:rPr>
+                <w:rFonts w:ascii="Calibri" w:hAnsi="Calibri" w:eastAsia="Calibri"/>
+                <w:b/>
+                <w:color w:val="1F4D78"/>
+                <w:sz w:val="14"/>
+              </w:rPr>
+              <w:t>Верхний</w:t>
+            </w:r>
+          </w:p>
+        </w:tc>
+        <w:tc>
+          <w:tcPr>
+            <w:tcW w:type="dxa" w:w="800"/>
+            <w:shd w:fill="E8EEF5"/>
+            <w:vAlign w:val="center"/>
+            <w:tcMar>
+              <w:top w:w="80" w:type="dxa"/>
+              <w:bottom w:w="80" w:type="dxa"/>
+              <w:start w:w="120" w:type="dxa"/>
+              <w:end w:w="120" w:type="dxa"/>
+            </w:tcMar>
+          </w:tcPr>
+          <w:p>
+            <w:pPr>
+              <w:keepNext/>
+              <w:spacing w:before="0" w:after="0" w:line="259" w:lineRule="auto"/>
+              <w:jc w:val="center"/>
+            </w:pPr>
+            <w:r/>
+            <w:r>
+              <w:rPr>
+                <w:rFonts w:ascii="Calibri" w:hAnsi="Calibri" w:eastAsia="Calibri"/>
+                <w:b/>
+                <w:color w:val="1F4D78"/>
+                <w:sz w:val="14"/>
+              </w:rPr>
+              <w:t>Без</w:t>
+            </w:r>
+          </w:p>
+        </w:tc>
+        <w:tc>
+          <w:tcPr>
+            <w:tcW w:type="dxa" w:w="1450"/>
+            <w:shd w:fill="E8EEF5"/>
+            <w:vAlign w:val="center"/>
+            <w:tcMar>
+              <w:top w:w="80" w:type="dxa"/>
+              <w:bottom w:w="80" w:type="dxa"/>
+              <w:start w:w="120" w:type="dxa"/>
+              <w:end w:w="120" w:type="dxa"/>
+            </w:tcMar>
+          </w:tcPr>
+          <w:p>
+            <w:pPr>
+              <w:keepNext/>
+              <w:spacing w:before="0" w:after="0" w:line="259" w:lineRule="auto"/>
+              <w:jc w:val="center"/>
+            </w:pPr>
+            <w:r/>
+            <w:r>
+              <w:rPr>
+                <w:rFonts w:ascii="Calibri" w:hAnsi="Calibri" w:eastAsia="Calibri"/>
+                <w:b/>
+                <w:color w:val="1F4D78"/>
+                <w:sz w:val="14"/>
+              </w:rPr>
+              <w:t>Дверь</w:t>
+            </w:r>
+          </w:p>
+        </w:tc>
+        <w:tc>
+          <w:tcPr>
+            <w:tcW w:type="dxa" w:w="1450"/>
+            <w:shd w:fill="E8EEF5"/>
+            <w:vAlign w:val="center"/>
+            <w:tcMar>
+              <w:top w:w="80" w:type="dxa"/>
+              <w:bottom w:w="80" w:type="dxa"/>
+              <w:start w:w="120" w:type="dxa"/>
+              <w:end w:w="120" w:type="dxa"/>
+            </w:tcMar>
+          </w:tcPr>
+          <w:p>
+            <w:pPr>
+              <w:keepNext/>
+              <w:spacing w:before="0" w:after="0" w:line="259" w:lineRule="auto"/>
+              <w:jc w:val="center"/>
+            </w:pPr>
+            <w:r/>
+            <w:r>
+              <w:rPr>
+                <w:rFonts w:ascii="Calibri" w:hAnsi="Calibri" w:eastAsia="Calibri"/>
+                <w:b/>
+                <w:color w:val="1F4D78"/>
+                <w:sz w:val="14"/>
+              </w:rPr>
+              <w:t>Склейка</w:t>
+            </w:r>
+          </w:p>
+        </w:tc>
+        <w:tc>
+          <w:tcPr>
+            <w:tcW w:type="dxa" w:w="2360"/>
+            <w:shd w:fill="E8EEF5"/>
+            <w:vAlign w:val="center"/>
+            <w:tcMar>
+              <w:top w:w="80" w:type="dxa"/>
+              <w:bottom w:w="80" w:type="dxa"/>
+              <w:start w:w="120" w:type="dxa"/>
+              <w:end w:w="120" w:type="dxa"/>
+            </w:tcMar>
+          </w:tcPr>
+          <w:p>
+            <w:pPr>
+              <w:keepNext/>
+              <w:spacing w:before="0" w:after="0" w:line="259" w:lineRule="auto"/>
+              <w:jc w:val="left"/>
+            </w:pPr>
+            <w:r/>
+            <w:r>
+              <w:rPr>
+                <w:rFonts w:ascii="Calibri" w:hAnsi="Calibri" w:eastAsia="Calibri"/>
+                <w:b/>
+                <w:color w:val="1F4D78"/>
+                <w:sz w:val="14"/>
+              </w:rPr>
+              <w:t>Источник / статус</w:t>
+            </w:r>
+          </w:p>
+        </w:tc>
+      </w:tr>
+      <w:tr>
+        <w:trPr>
+          <w:cantSplit/>
+        </w:trPr>
+        <w:tc>
+          <w:tcPr>
+            <w:tcW w:type="dxa" w:w="900"/>
+            <w:vAlign w:val="center"/>
+            <w:tcMar>
+              <w:top w:w="80" w:type="dxa"/>
+              <w:bottom w:w="80" w:type="dxa"/>
+              <w:start w:w="120" w:type="dxa"/>
+              <w:end w:w="120" w:type="dxa"/>
+            </w:tcMar>
+          </w:tcPr>
+          <w:p>
+            <w:pPr>
+              <w:spacing w:before="0" w:after="0" w:line="259" w:lineRule="auto"/>
+              <w:jc w:val="center"/>
+            </w:pPr>
+            <w:r/>
+            <w:r>
+              <w:rPr>
+                <w:rFonts w:ascii="Consolas" w:hAnsi="Consolas" w:eastAsia="Consolas"/>
+                <w:b w:val="0"/>
+                <w:color w:val="1F2933"/>
+                <w:sz w:val="14"/>
+              </w:rPr>
+              <w:t>B25</w:t>
+            </w:r>
+          </w:p>
+        </w:tc>
+        <w:tc>
+          <w:tcPr>
+            <w:tcW w:type="dxa" w:w="800"/>
+            <w:vAlign w:val="center"/>
+            <w:tcMar>
+              <w:top w:w="80" w:type="dxa"/>
+              <w:bottom w:w="80" w:type="dxa"/>
+              <w:start w:w="120" w:type="dxa"/>
+              <w:end w:w="120" w:type="dxa"/>
+            </w:tcMar>
+          </w:tcPr>
+          <w:p>
+            <w:pPr>
+              <w:spacing w:before="0" w:after="0" w:line="259" w:lineRule="auto"/>
+              <w:jc w:val="center"/>
+            </w:pPr>
+            <w:r/>
+            <w:r>
+              <w:rPr>
+                <w:rFonts w:ascii="Consolas" w:hAnsi="Consolas" w:eastAsia="Consolas"/>
+                <w:b w:val="0"/>
+                <w:color w:val="1F2933"/>
+                <w:sz w:val="14"/>
+              </w:rPr>
+              <w:t>135</w:t>
+            </w:r>
+          </w:p>
+        </w:tc>
+        <w:tc>
+          <w:tcPr>
+            <w:tcW w:type="dxa" w:w="800"/>
+            <w:vAlign w:val="center"/>
+            <w:tcMar>
+              <w:top w:w="80" w:type="dxa"/>
+              <w:bottom w:w="80" w:type="dxa"/>
+              <w:start w:w="120" w:type="dxa"/>
+              <w:end w:w="120" w:type="dxa"/>
+            </w:tcMar>
+          </w:tcPr>
+          <w:p>
+            <w:pPr>
+              <w:spacing w:before="0" w:after="0" w:line="259" w:lineRule="auto"/>
+              <w:jc w:val="center"/>
+            </w:pPr>
+            <w:r/>
+            <w:r>
+              <w:rPr>
+                <w:rFonts w:ascii="Consolas" w:hAnsi="Consolas" w:eastAsia="Consolas"/>
+                <w:b w:val="0"/>
+                <w:color w:val="1F2933"/>
+                <w:sz w:val="14"/>
+              </w:rPr>
+              <w:t>115</w:t>
+            </w:r>
+          </w:p>
+        </w:tc>
+        <w:tc>
+          <w:tcPr>
+            <w:tcW w:type="dxa" w:w="800"/>
+            <w:vAlign w:val="center"/>
+            <w:tcMar>
+              <w:top w:w="80" w:type="dxa"/>
+              <w:bottom w:w="80" w:type="dxa"/>
+              <w:start w:w="120" w:type="dxa"/>
+              <w:end w:w="120" w:type="dxa"/>
+            </w:tcMar>
+          </w:tcPr>
+          <w:p>
+            <w:pPr>
+              <w:spacing w:before="0" w:after="0" w:line="259" w:lineRule="auto"/>
+              <w:jc w:val="center"/>
+            </w:pPr>
+            <w:r/>
+            <w:r>
+              <w:rPr>
+                <w:rFonts w:ascii="Consolas" w:hAnsi="Consolas" w:eastAsia="Consolas"/>
+                <w:b w:val="0"/>
+                <w:color w:val="1F2933"/>
+                <w:sz w:val="14"/>
+              </w:rPr>
+              <w:t>130</w:t>
+            </w:r>
+          </w:p>
+        </w:tc>
+        <w:tc>
+          <w:tcPr>
+            <w:tcW w:type="dxa" w:w="800"/>
+            <w:vAlign w:val="center"/>
+            <w:tcMar>
+              <w:top w:w="80" w:type="dxa"/>
+              <w:bottom w:w="80" w:type="dxa"/>
+              <w:start w:w="120" w:type="dxa"/>
+              <w:end w:w="120" w:type="dxa"/>
+            </w:tcMar>
+          </w:tcPr>
+          <w:p>
+            <w:pPr>
+              <w:spacing w:before="0" w:after="0" w:line="259" w:lineRule="auto"/>
+              <w:jc w:val="center"/>
+            </w:pPr>
+            <w:r/>
+            <w:r>
+              <w:rPr>
+                <w:rFonts w:ascii="Consolas" w:hAnsi="Consolas" w:eastAsia="Consolas"/>
+                <w:b w:val="0"/>
+                <w:color w:val="1F2933"/>
+                <w:sz w:val="14"/>
+              </w:rPr>
+              <w:t>117</w:t>
+            </w:r>
+          </w:p>
+        </w:tc>
+        <w:tc>
+          <w:tcPr>
+            <w:tcW w:type="dxa" w:w="1450"/>
+            <w:vAlign w:val="center"/>
+            <w:tcMar>
+              <w:top w:w="80" w:type="dxa"/>
+              <w:bottom w:w="80" w:type="dxa"/>
+              <w:start w:w="120" w:type="dxa"/>
+              <w:end w:w="120" w:type="dxa"/>
+            </w:tcMar>
+          </w:tcPr>
+          <w:p>
+            <w:pPr>
+              <w:spacing w:before="0" w:after="0" w:line="259" w:lineRule="auto"/>
+              <w:jc w:val="center"/>
+            </w:pPr>
+            <w:r/>
+            <w:r>
+              <w:rPr>
+                <w:rFonts w:ascii="Consolas" w:hAnsi="Consolas" w:eastAsia="Consolas"/>
+                <w:b w:val="0"/>
+                <w:color w:val="1F2933"/>
+                <w:sz w:val="14"/>
+              </w:rPr>
+              <w:t>Hст</w:t>
+            </w:r>
+          </w:p>
+        </w:tc>
+        <w:tc>
+          <w:tcPr>
+            <w:tcW w:type="dxa" w:w="1450"/>
+            <w:vAlign w:val="center"/>
+            <w:tcMar>
+              <w:top w:w="80" w:type="dxa"/>
+              <w:bottom w:w="80" w:type="dxa"/>
+              <w:start w:w="120" w:type="dxa"/>
+              <w:end w:w="120" w:type="dxa"/>
+            </w:tcMar>
+          </w:tcPr>
+          <w:p>
+            <w:pPr>
+              <w:spacing w:before="0" w:after="0" w:line="259" w:lineRule="auto"/>
+              <w:jc w:val="center"/>
+            </w:pPr>
+            <w:r/>
+            <w:r>
+              <w:rPr>
+                <w:rFonts w:ascii="Consolas" w:hAnsi="Consolas" w:eastAsia="Consolas"/>
+                <w:b w:val="0"/>
+                <w:color w:val="1F2933"/>
+                <w:sz w:val="14"/>
+              </w:rPr>
+              <w:t>Hст + 33</w:t>
+            </w:r>
+          </w:p>
+        </w:tc>
+        <w:tc>
+          <w:tcPr>
+            <w:tcW w:type="dxa" w:w="2360"/>
+            <w:shd w:fill="FFF4CC"/>
+            <w:vAlign w:val="center"/>
+            <w:tcMar>
+              <w:top w:w="80" w:type="dxa"/>
+              <w:bottom w:w="80" w:type="dxa"/>
+              <w:start w:w="120" w:type="dxa"/>
+              <w:end w:w="120" w:type="dxa"/>
+            </w:tcMar>
+          </w:tcPr>
+          <w:p>
+            <w:pPr>
+              <w:spacing w:before="0" w:after="0" w:line="259" w:lineRule="auto"/>
+              <w:jc w:val="left"/>
+            </w:pPr>
+            <w:r/>
+            <w:r>
+              <w:rPr>
+                <w:rFonts w:ascii="Calibri" w:hAnsi="Calibri" w:eastAsia="Calibri"/>
+                <w:b w:val="0"/>
+                <w:color w:val="1F2933"/>
+                <w:sz w:val="14"/>
+              </w:rPr>
+              <w:t>нижний: Excel;</w:t>
+              <w:br/>
+              <w:t>остальные: legacy</w:t>
+              <w:br/>
+              <w:t>ПРЕДВАРИТЕЛЬНО</w:t>
+            </w:r>
+          </w:p>
+        </w:tc>
+      </w:tr>
+      <w:tr>
+        <w:trPr>
+          <w:cantSplit/>
+        </w:trPr>
+        <w:tc>
+          <w:tcPr>
+            <w:tcW w:type="dxa" w:w="900"/>
+            <w:vAlign w:val="center"/>
+            <w:tcMar>
+              <w:top w:w="80" w:type="dxa"/>
+              <w:bottom w:w="80" w:type="dxa"/>
+              <w:start w:w="120" w:type="dxa"/>
+              <w:end w:w="120" w:type="dxa"/>
+            </w:tcMar>
+          </w:tcPr>
+          <w:p>
+            <w:pPr>
+              <w:spacing w:before="0" w:after="0" w:line="259" w:lineRule="auto"/>
+              <w:jc w:val="center"/>
+            </w:pPr>
+            <w:r/>
+            <w:r>
+              <w:rPr>
+                <w:rFonts w:ascii="Consolas" w:hAnsi="Consolas" w:eastAsia="Consolas"/>
+                <w:b w:val="0"/>
+                <w:color w:val="1F2933"/>
+                <w:sz w:val="14"/>
+              </w:rPr>
+              <w:t>B16 / B17 /</w:t>
+              <w:br/>
+              <w:t>C16 / C17</w:t>
+            </w:r>
+          </w:p>
+        </w:tc>
+        <w:tc>
+          <w:tcPr>
+            <w:tcW w:type="dxa" w:w="800"/>
+            <w:vAlign w:val="center"/>
+            <w:tcMar>
+              <w:top w:w="80" w:type="dxa"/>
+              <w:bottom w:w="80" w:type="dxa"/>
+              <w:start w:w="120" w:type="dxa"/>
+              <w:end w:w="120" w:type="dxa"/>
+            </w:tcMar>
+          </w:tcPr>
+          <w:p>
+            <w:pPr>
+              <w:spacing w:before="0" w:after="0" w:line="259" w:lineRule="auto"/>
+              <w:jc w:val="center"/>
+            </w:pPr>
+            <w:r/>
+            <w:r>
+              <w:rPr>
+                <w:rFonts w:ascii="Consolas" w:hAnsi="Consolas" w:eastAsia="Consolas"/>
+                <w:b w:val="0"/>
+                <w:color w:val="1F2933"/>
+                <w:sz w:val="14"/>
+              </w:rPr>
+              <w:t>102</w:t>
+            </w:r>
+          </w:p>
+        </w:tc>
+        <w:tc>
+          <w:tcPr>
+            <w:tcW w:type="dxa" w:w="800"/>
+            <w:vAlign w:val="center"/>
+            <w:tcMar>
+              <w:top w:w="80" w:type="dxa"/>
+              <w:bottom w:w="80" w:type="dxa"/>
+              <w:start w:w="120" w:type="dxa"/>
+              <w:end w:w="120" w:type="dxa"/>
+            </w:tcMar>
+          </w:tcPr>
+          <w:p>
+            <w:pPr>
+              <w:spacing w:before="0" w:after="0" w:line="259" w:lineRule="auto"/>
+              <w:jc w:val="center"/>
+            </w:pPr>
+            <w:r/>
+            <w:r>
+              <w:rPr>
+                <w:rFonts w:ascii="Consolas" w:hAnsi="Consolas" w:eastAsia="Consolas"/>
+                <w:b w:val="0"/>
+                <w:color w:val="1F2933"/>
+                <w:sz w:val="14"/>
+              </w:rPr>
+              <w:t>115</w:t>
+            </w:r>
+          </w:p>
+        </w:tc>
+        <w:tc>
+          <w:tcPr>
+            <w:tcW w:type="dxa" w:w="800"/>
+            <w:vAlign w:val="center"/>
+            <w:tcMar>
+              <w:top w:w="80" w:type="dxa"/>
+              <w:bottom w:w="80" w:type="dxa"/>
+              <w:start w:w="120" w:type="dxa"/>
+              <w:end w:w="120" w:type="dxa"/>
+            </w:tcMar>
+          </w:tcPr>
+          <w:p>
+            <w:pPr>
+              <w:spacing w:before="0" w:after="0" w:line="259" w:lineRule="auto"/>
+              <w:jc w:val="center"/>
+            </w:pPr>
+            <w:r/>
+            <w:r>
+              <w:rPr>
+                <w:rFonts w:ascii="Consolas" w:hAnsi="Consolas" w:eastAsia="Consolas"/>
+                <w:b w:val="0"/>
+                <w:color w:val="1F2933"/>
+                <w:sz w:val="14"/>
+              </w:rPr>
+              <w:t>130</w:t>
+            </w:r>
+          </w:p>
+        </w:tc>
+        <w:tc>
+          <w:tcPr>
+            <w:tcW w:type="dxa" w:w="800"/>
+            <w:vAlign w:val="center"/>
+            <w:tcMar>
+              <w:top w:w="80" w:type="dxa"/>
+              <w:bottom w:w="80" w:type="dxa"/>
+              <w:start w:w="120" w:type="dxa"/>
+              <w:end w:w="120" w:type="dxa"/>
+            </w:tcMar>
+          </w:tcPr>
+          <w:p>
+            <w:pPr>
+              <w:spacing w:before="0" w:after="0" w:line="259" w:lineRule="auto"/>
+              <w:jc w:val="center"/>
+            </w:pPr>
+            <w:r/>
+            <w:r>
+              <w:rPr>
+                <w:rFonts w:ascii="Consolas" w:hAnsi="Consolas" w:eastAsia="Consolas"/>
+                <w:b w:val="0"/>
+                <w:color w:val="1F2933"/>
+                <w:sz w:val="14"/>
+              </w:rPr>
+              <w:t>117</w:t>
+            </w:r>
+          </w:p>
+        </w:tc>
+        <w:tc>
+          <w:tcPr>
+            <w:tcW w:type="dxa" w:w="1450"/>
+            <w:vAlign w:val="center"/>
+            <w:tcMar>
+              <w:top w:w="80" w:type="dxa"/>
+              <w:bottom w:w="80" w:type="dxa"/>
+              <w:start w:w="120" w:type="dxa"/>
+              <w:end w:w="120" w:type="dxa"/>
+            </w:tcMar>
+          </w:tcPr>
+          <w:p>
+            <w:pPr>
+              <w:spacing w:before="0" w:after="0" w:line="259" w:lineRule="auto"/>
+              <w:jc w:val="center"/>
+            </w:pPr>
+            <w:r/>
+            <w:r>
+              <w:rPr>
+                <w:rFonts w:ascii="Consolas" w:hAnsi="Consolas" w:eastAsia="Consolas"/>
+                <w:b w:val="0"/>
+                <w:color w:val="1F2933"/>
+                <w:sz w:val="14"/>
+              </w:rPr>
+              <w:t>Hст − 33</w:t>
+            </w:r>
+          </w:p>
+        </w:tc>
+        <w:tc>
+          <w:tcPr>
+            <w:tcW w:type="dxa" w:w="1450"/>
+            <w:vAlign w:val="center"/>
+            <w:tcMar>
+              <w:top w:w="80" w:type="dxa"/>
+              <w:bottom w:w="80" w:type="dxa"/>
+              <w:start w:w="120" w:type="dxa"/>
+              <w:end w:w="120" w:type="dxa"/>
+            </w:tcMar>
+          </w:tcPr>
+          <w:p>
+            <w:pPr>
+              <w:spacing w:before="0" w:after="0" w:line="259" w:lineRule="auto"/>
+              <w:jc w:val="center"/>
+            </w:pPr>
+            <w:r/>
+            <w:r>
+              <w:rPr>
+                <w:rFonts w:ascii="Consolas" w:hAnsi="Consolas" w:eastAsia="Consolas"/>
+                <w:b w:val="0"/>
+                <w:color w:val="1F2933"/>
+                <w:sz w:val="14"/>
+              </w:rPr>
+              <w:t>Hст − 33</w:t>
+            </w:r>
+          </w:p>
+        </w:tc>
+        <w:tc>
+          <w:tcPr>
+            <w:tcW w:type="dxa" w:w="2360"/>
+            <w:shd w:fill="FFF4CC"/>
+            <w:vAlign w:val="center"/>
+            <w:tcMar>
+              <w:top w:w="80" w:type="dxa"/>
+              <w:bottom w:w="80" w:type="dxa"/>
+              <w:start w:w="120" w:type="dxa"/>
+              <w:end w:w="120" w:type="dxa"/>
+            </w:tcMar>
+          </w:tcPr>
+          <w:p>
+            <w:pPr>
+              <w:spacing w:before="0" w:after="0" w:line="259" w:lineRule="auto"/>
+              <w:jc w:val="left"/>
+            </w:pPr>
+            <w:r/>
+            <w:r>
+              <w:rPr>
+                <w:rFonts w:ascii="Calibri" w:hAnsi="Calibri" w:eastAsia="Calibri"/>
+                <w:b w:val="0"/>
+                <w:color w:val="1F2933"/>
+                <w:sz w:val="14"/>
+              </w:rPr>
+              <w:t>legacy</w:t>
+              <w:br/>
+              <w:t>ПРЕДВАРИТЕЛЬНО</w:t>
+            </w:r>
+          </w:p>
+        </w:tc>
+      </w:tr>
+    </w:tbl>
+    <w:p/>
+    <w:tbl>
+      <w:tblPr>
+        <w:tblW w:type="dxa" w:w="9360"/>
+        <w:jc w:val="left"/>
+        <w:tblLayout w:type="fixed"/>
+        <w:tblLook w:firstColumn="1" w:firstRow="1" w:lastColumn="0" w:lastRow="0" w:noHBand="0" w:noVBand="1" w:val="04A0"/>
+        <w:tblInd w:w="120" w:type="dxa"/>
+        <w:tblBorders>
+          <w:top w:val="single" w:sz="4" w:space="0" w:color="AAB4BE"/>
+          <w:left w:val="single" w:sz="4" w:space="0" w:color="AAB4BE"/>
+          <w:bottom w:val="single" w:sz="4" w:space="0" w:color="AAB4BE"/>
+          <w:right w:val="single" w:sz="4" w:space="0" w:color="AAB4BE"/>
+          <w:insideH w:val="single" w:sz="4" w:space="0" w:color="AAB4BE"/>
+          <w:insideV w:val="single" w:sz="4" w:space="0" w:color="AAB4BE"/>
+        </w:tblBorders>
+      </w:tblPr>
+      <w:tblGrid>
+        <w:gridCol w:w="9360"/>
+      </w:tblGrid>
+      <w:tr>
+        <w:trPr>
+          <w:cantSplit/>
+        </w:trPr>
+        <w:tc>
+          <w:tcPr>
+            <w:tcW w:type="dxa" w:w="9360"/>
+            <w:shd w:fill="FFF4CC"/>
+            <w:vAlign w:val="center"/>
+            <w:tcMar>
+              <w:top w:w="80" w:type="dxa"/>
+              <w:bottom w:w="80" w:type="dxa"/>
+              <w:start w:w="120" w:type="dxa"/>
+              <w:end w:w="120" w:type="dxa"/>
+            </w:tcMar>
+          </w:tcPr>
+          <w:p>
+            <w:pPr>
+              <w:spacing w:before="0" w:after="0"/>
+            </w:pPr>
+            <w:r/>
+            <w:r>
+              <w:rPr>
+                <w:rFonts w:ascii="Calibri" w:hAnsi="Calibri" w:eastAsia="Calibri"/>
+                <w:b/>
+                <w:color w:val="1F4D78"/>
+                <w:sz w:val="21"/>
+              </w:rPr>
+              <w:t>Граница подтверждения систем</w:t>
+              <w:br/>
+            </w:r>
+            <w:r>
+              <w:rPr>
+                <w:rFonts w:ascii="Calibri" w:hAnsi="Calibri" w:eastAsia="Calibri"/>
+                <w:color w:val="1F2933"/>
+                <w:sz w:val="19"/>
+              </w:rPr>
+              <w:t>B25 с нижним компенсатором восстановлен из нового Excel. Остальные варианты B25 и все B16/B17/C16/C17 взяты из старой программы, имеют статус preliminary и блокируют производственные документы КНИЖКИ.</w:t>
             </w:r>
           </w:p>
         </w:tc>
@@ -4150,6 +5260,7 @@
           </w:tcPr>
           <w:p>
             <w:pPr>
+              <w:keepNext/>
               <w:spacing w:before="0" w:after="0" w:line="259" w:lineRule="auto"/>
               <w:jc w:val="left"/>
             </w:pPr>
@@ -4179,6 +5290,7 @@
           </w:tcPr>
           <w:p>
             <w:pPr>
+              <w:keepNext/>
               <w:spacing w:before="0" w:after="0" w:line="259" w:lineRule="auto"/>
               <w:jc w:val="left"/>
             </w:pPr>
@@ -4208,6 +5320,7 @@
           </w:tcPr>
           <w:p>
             <w:pPr>
+              <w:keepNext/>
               <w:spacing w:before="0" w:after="0" w:line="259" w:lineRule="auto"/>
               <w:jc w:val="left"/>
             </w:pPr>
@@ -4237,6 +5350,7 @@
           </w:tcPr>
           <w:p>
             <w:pPr>
+              <w:keepNext/>
               <w:spacing w:before="0" w:after="0" w:line="259" w:lineRule="auto"/>
               <w:jc w:val="left"/>
             </w:pPr>
@@ -4281,7 +5395,7 @@
                 <w:color w:val="1F2933"/>
                 <w:sz w:val="16"/>
               </w:rPr>
-              <w:t>Крайние двери</w:t>
+              <w:t>Профильная система</w:t>
             </w:r>
           </w:p>
         </w:tc>
@@ -4309,7 +5423,7 @@
                 <w:color w:val="1F2933"/>
                 <w:sz w:val="16"/>
               </w:rPr>
-              <w:t>слева / справа / с двух сторон / без дверей</w:t>
+              <w:t>B25 / B16 / B17 / C16 / C17</w:t>
             </w:r>
           </w:p>
         </w:tc>
@@ -4337,7 +5451,7 @@
                 <w:color w:val="1F2933"/>
                 <w:sz w:val="16"/>
               </w:rPr>
-              <w:t>Первая и/или последняя складная физическая панель</w:t>
+              <w:t>Явное поле секции; старые «С/Без каретки» переносятся в B25 с предупреждением</w:t>
             </w:r>
           </w:p>
         </w:tc>
@@ -4366,7 +5480,7 @@
                 <w:color w:val="1F2933"/>
                 <w:sz w:val="16"/>
               </w:rPr>
-              <w:t>ПОДТВЕРЖДЕНО</w:t>
+              <w:t>B25 — ПОДТВЕРЖДЕНО; остальные — ПРЕДВАРИТЕЛЬНО</w:t>
             </w:r>
           </w:p>
         </w:tc>
@@ -4399,7 +5513,7 @@
                 <w:color w:val="1F2933"/>
                 <w:sz w:val="16"/>
               </w:rPr>
-              <w:t>Фурнитура двери</w:t>
+              <w:t>Крайние двери</w:t>
             </w:r>
           </w:p>
         </w:tc>
@@ -4427,7 +5541,7 @@
                 <w:color w:val="1F2933"/>
                 <w:sz w:val="16"/>
               </w:rPr>
-              <w:t>стеклянная ручка / замок с ручкой</w:t>
+              <w:t>слева / справа / с двух сторон / без дверей</w:t>
             </w:r>
           </w:p>
         </w:tc>
@@ -4455,7 +5569,7 @@
                 <w:color w:val="1F2933"/>
                 <w:sz w:val="16"/>
               </w:rPr>
-              <w:t>Отдельно для левой и правой двери</w:t>
+              <w:t>Первая и/или последняя складная физическая панель</w:t>
             </w:r>
           </w:p>
         </w:tc>
@@ -4517,7 +5631,7 @@
                 <w:color w:val="1F2933"/>
                 <w:sz w:val="16"/>
               </w:rPr>
-              <w:t>Открывание</w:t>
+              <w:t>Фурнитура двери</w:t>
             </w:r>
           </w:p>
         </w:tc>
@@ -4545,7 +5659,7 @@
                 <w:color w:val="1F2933"/>
                 <w:sz w:val="16"/>
               </w:rPr>
-              <w:t>изнутри внутрь / изнутри наружу / снаружи наружу / снаружи внутрь</w:t>
+              <w:t>стеклянная ручка / замок с ручкой</w:t>
             </w:r>
           </w:p>
         </w:tc>
@@ -4573,7 +5687,7 @@
                 <w:color w:val="1F2933"/>
                 <w:sz w:val="16"/>
               </w:rPr>
-              <w:t>Отдельно для каждой двери</w:t>
+              <w:t>Отдельно для левой и правой двери</w:t>
             </w:r>
           </w:p>
         </w:tc>
@@ -4635,7 +5749,7 @@
                 <w:color w:val="1F2933"/>
                 <w:sz w:val="16"/>
               </w:rPr>
-              <w:t>Движение</w:t>
+              <w:t>Открывание</w:t>
             </w:r>
           </w:p>
         </w:tc>
@@ -4663,7 +5777,7 @@
                 <w:color w:val="1F2933"/>
                 <w:sz w:val="16"/>
               </w:rPr>
-              <w:t>влево / вправо / неподвижна</w:t>
+              <w:t>изнутри внутрь / изнутри наружу / снаружи наружу / снаружи внутрь</w:t>
             </w:r>
           </w:p>
         </w:tc>
@@ -4691,7 +5805,7 @@
                 <w:color w:val="1F2933"/>
                 <w:sz w:val="16"/>
               </w:rPr>
-              <w:t>Физическая панель; при двух сборах — по числу панелей слева</w:t>
+              <w:t>Отдельно для каждой двери</w:t>
             </w:r>
           </w:p>
         </w:tc>
@@ -4753,7 +5867,7 @@
                 <w:color w:val="1F2933"/>
                 <w:sz w:val="16"/>
               </w:rPr>
-              <w:t>Компенсатор</w:t>
+              <w:t>Движение</w:t>
             </w:r>
           </w:p>
         </w:tc>
@@ -4781,7 +5895,7 @@
                 <w:color w:val="1F2933"/>
                 <w:sz w:val="16"/>
               </w:rPr>
-              <w:t>нижний / верхний / оба</w:t>
+              <w:t>влево / вправо / неподвижна</w:t>
             </w:r>
           </w:p>
         </w:tc>
@@ -4809,7 +5923,7 @@
                 <w:color w:val="1F2933"/>
                 <w:sz w:val="16"/>
               </w:rPr>
-              <w:t>RBP003 и схема</w:t>
+              <w:t>Физическая панель; при двух сборах — по числу панелей слева</w:t>
             </w:r>
           </w:p>
         </w:tc>
@@ -4871,7 +5985,7 @@
                 <w:color w:val="1F2933"/>
                 <w:sz w:val="16"/>
               </w:rPr>
-              <w:t>До препятствия</w:t>
+              <w:t>Компенсатор</w:t>
             </w:r>
           </w:p>
         </w:tc>
@@ -4899,7 +6013,7 @@
                 <w:color w:val="1F2933"/>
                 <w:sz w:val="16"/>
               </w:rPr>
-              <w:t>≥ 0 мм</w:t>
+              <w:t>нижний / верхний / оба</w:t>
             </w:r>
           </w:p>
         </w:tc>
@@ -4927,7 +6041,7 @@
                 <w:color w:val="1F2933"/>
                 <w:sz w:val="16"/>
               </w:rPr>
-              <w:t>Размер вида сверху</w:t>
+              <w:t>RBP003 и схема</w:t>
             </w:r>
           </w:p>
         </w:tc>
@@ -4989,6 +6103,124 @@
                 <w:color w:val="1F2933"/>
                 <w:sz w:val="16"/>
               </w:rPr>
+              <w:t>До препятствия</w:t>
+            </w:r>
+          </w:p>
+        </w:tc>
+        <w:tc>
+          <w:tcPr>
+            <w:tcW w:type="dxa" w:w="2860"/>
+            <w:vAlign w:val="center"/>
+            <w:tcMar>
+              <w:top w:w="80" w:type="dxa"/>
+              <w:bottom w:w="80" w:type="dxa"/>
+              <w:start w:w="120" w:type="dxa"/>
+              <w:end w:w="120" w:type="dxa"/>
+            </w:tcMar>
+          </w:tcPr>
+          <w:p>
+            <w:pPr>
+              <w:spacing w:before="0" w:after="0" w:line="259" w:lineRule="auto"/>
+              <w:jc w:val="left"/>
+            </w:pPr>
+            <w:r/>
+            <w:r>
+              <w:rPr>
+                <w:rFonts w:ascii="Calibri" w:hAnsi="Calibri" w:eastAsia="Calibri"/>
+                <w:b w:val="0"/>
+                <w:color w:val="1F2933"/>
+                <w:sz w:val="16"/>
+              </w:rPr>
+              <w:t>≥ 0 мм</w:t>
+            </w:r>
+          </w:p>
+        </w:tc>
+        <w:tc>
+          <w:tcPr>
+            <w:tcW w:type="dxa" w:w="3200"/>
+            <w:vAlign w:val="center"/>
+            <w:tcMar>
+              <w:top w:w="80" w:type="dxa"/>
+              <w:bottom w:w="80" w:type="dxa"/>
+              <w:start w:w="120" w:type="dxa"/>
+              <w:end w:w="120" w:type="dxa"/>
+            </w:tcMar>
+          </w:tcPr>
+          <w:p>
+            <w:pPr>
+              <w:spacing w:before="0" w:after="0" w:line="259" w:lineRule="auto"/>
+              <w:jc w:val="left"/>
+            </w:pPr>
+            <w:r/>
+            <w:r>
+              <w:rPr>
+                <w:rFonts w:ascii="Calibri" w:hAnsi="Calibri" w:eastAsia="Calibri"/>
+                <w:b w:val="0"/>
+                <w:color w:val="1F2933"/>
+                <w:sz w:val="16"/>
+              </w:rPr>
+              <w:t>Размер вида сверху</w:t>
+            </w:r>
+          </w:p>
+        </w:tc>
+        <w:tc>
+          <w:tcPr>
+            <w:tcW w:type="dxa" w:w="1600"/>
+            <w:shd w:fill="E8F3EC"/>
+            <w:vAlign w:val="center"/>
+            <w:tcMar>
+              <w:top w:w="80" w:type="dxa"/>
+              <w:bottom w:w="80" w:type="dxa"/>
+              <w:start w:w="120" w:type="dxa"/>
+              <w:end w:w="120" w:type="dxa"/>
+            </w:tcMar>
+          </w:tcPr>
+          <w:p>
+            <w:pPr>
+              <w:spacing w:before="0" w:after="0" w:line="259" w:lineRule="auto"/>
+              <w:jc w:val="left"/>
+            </w:pPr>
+            <w:r/>
+            <w:r>
+              <w:rPr>
+                <w:rFonts w:ascii="Calibri" w:hAnsi="Calibri" w:eastAsia="Calibri"/>
+                <w:b w:val="0"/>
+                <w:color w:val="1F2933"/>
+                <w:sz w:val="16"/>
+              </w:rPr>
+              <w:t>ПОДТВЕРЖДЕНО</w:t>
+            </w:r>
+          </w:p>
+        </w:tc>
+      </w:tr>
+      <w:tr>
+        <w:trPr>
+          <w:cantSplit/>
+        </w:trPr>
+        <w:tc>
+          <w:tcPr>
+            <w:tcW w:type="dxa" w:w="1700"/>
+            <w:vAlign w:val="center"/>
+            <w:tcMar>
+              <w:top w:w="80" w:type="dxa"/>
+              <w:bottom w:w="80" w:type="dxa"/>
+              <w:start w:w="120" w:type="dxa"/>
+              <w:end w:w="120" w:type="dxa"/>
+            </w:tcMar>
+          </w:tcPr>
+          <w:p>
+            <w:pPr>
+              <w:spacing w:before="0" w:after="0" w:line="259" w:lineRule="auto"/>
+              <w:jc w:val="left"/>
+            </w:pPr>
+            <w:r/>
+            <w:r>
+              <w:rPr>
+                <w:rFonts w:ascii="Calibri" w:hAnsi="Calibri" w:eastAsia="Calibri"/>
+                <w:b w:val="0"/>
+                <w:color w:val="1F2933"/>
+                <w:sz w:val="16"/>
+              </w:rPr>
               <w:t>Высота ручки</w:t>
             </w:r>
           </w:p>
@@ -5081,11 +6313,6 @@
       </w:tr>
     </w:tbl>
     <w:p/>
-    <w:p>
-      <w:r>
-        <w:br w:type="page"/>
-      </w:r>
-    </w:p>
     <w:p>
       <w:pPr>
         <w:pStyle w:val="Heading1"/>
@@ -5137,6 +6364,7 @@
           </w:tcPr>
           <w:p>
             <w:pPr>
+              <w:keepNext/>
               <w:spacing w:before="0" w:after="0" w:line="259" w:lineRule="auto"/>
               <w:jc w:val="left"/>
             </w:pPr>
@@ -5166,6 +6394,7 @@
           </w:tcPr>
           <w:p>
             <w:pPr>
+              <w:keepNext/>
               <w:spacing w:before="0" w:after="0" w:line="259" w:lineRule="auto"/>
               <w:jc w:val="left"/>
             </w:pPr>
@@ -5195,6 +6424,7 @@
           </w:tcPr>
           <w:p>
             <w:pPr>
+              <w:keepNext/>
               <w:spacing w:before="0" w:after="0" w:line="259" w:lineRule="auto"/>
               <w:jc w:val="left"/>
             </w:pPr>
@@ -5224,6 +6454,7 @@
           </w:tcPr>
           <w:p>
             <w:pPr>
+              <w:keepNext/>
               <w:spacing w:before="0" w:after="0" w:line="259" w:lineRule="auto"/>
               <w:jc w:val="left"/>
             </w:pPr>
@@ -5253,6 +6484,7 @@
           </w:tcPr>
           <w:p>
             <w:pPr>
+              <w:keepNext/>
               <w:spacing w:before="0" w:after="0" w:line="259" w:lineRule="auto"/>
               <w:jc w:val="left"/>
             </w:pPr>
@@ -5873,6 +7105,9 @@
       </w:r>
     </w:p>
     <w:p>
+      <w:pPr>
+        <w:keepNext/>
+      </w:pPr>
       <w:r>
         <w:rPr>
           <w:rFonts w:ascii="Calibri" w:hAnsi="Calibri" w:eastAsia="Calibri"/>
@@ -5923,6 +7158,7 @@
           </w:tcPr>
           <w:p>
             <w:pPr>
+              <w:keepNext/>
               <w:spacing w:before="0" w:after="0" w:line="259" w:lineRule="auto"/>
               <w:jc w:val="left"/>
             </w:pPr>
@@ -5952,6 +7188,7 @@
           </w:tcPr>
           <w:p>
             <w:pPr>
+              <w:keepNext/>
               <w:spacing w:before="0" w:after="0" w:line="259" w:lineRule="auto"/>
               <w:jc w:val="left"/>
             </w:pPr>
@@ -5981,6 +7218,7 @@
           </w:tcPr>
           <w:p>
             <w:pPr>
+              <w:keepNext/>
               <w:spacing w:before="0" w:after="0" w:line="259" w:lineRule="auto"/>
               <w:jc w:val="left"/>
             </w:pPr>
@@ -6010,6 +7248,7 @@
           </w:tcPr>
           <w:p>
             <w:pPr>
+              <w:keepNext/>
               <w:spacing w:before="0" w:after="0" w:line="259" w:lineRule="auto"/>
               <w:jc w:val="center"/>
             </w:pPr>
@@ -6039,6 +7278,7 @@
           </w:tcPr>
           <w:p>
             <w:pPr>
+              <w:keepNext/>
               <w:spacing w:before="0" w:after="0" w:line="259" w:lineRule="auto"/>
               <w:jc w:val="left"/>
             </w:pPr>
@@ -11731,6 +12971,7 @@
           </w:tcPr>
           <w:p>
             <w:pPr>
+              <w:keepNext/>
               <w:spacing w:before="0" w:after="0" w:line="259" w:lineRule="auto"/>
               <w:jc w:val="left"/>
             </w:pPr>
@@ -11760,6 +13001,7 @@
           </w:tcPr>
           <w:p>
             <w:pPr>
+              <w:keepNext/>
               <w:spacing w:before="0" w:after="0" w:line="259" w:lineRule="auto"/>
               <w:jc w:val="left"/>
             </w:pPr>
@@ -11789,6 +13031,7 @@
           </w:tcPr>
           <w:p>
             <w:pPr>
+              <w:keepNext/>
               <w:spacing w:before="0" w:after="0" w:line="259" w:lineRule="auto"/>
               <w:jc w:val="left"/>
             </w:pPr>
@@ -11818,6 +13061,7 @@
           </w:tcPr>
           <w:p>
             <w:pPr>
+              <w:keepNext/>
               <w:spacing w:before="0" w:after="0" w:line="259" w:lineRule="auto"/>
               <w:jc w:val="left"/>
             </w:pPr>
@@ -12476,6 +13720,7 @@
           </w:tcPr>
           <w:p>
             <w:pPr>
+              <w:keepNext/>
               <w:spacing w:before="0" w:after="0" w:line="259" w:lineRule="auto"/>
               <w:jc w:val="left"/>
             </w:pPr>
@@ -12505,6 +13750,7 @@
           </w:tcPr>
           <w:p>
             <w:pPr>
+              <w:keepNext/>
               <w:spacing w:before="0" w:after="0" w:line="259" w:lineRule="auto"/>
               <w:jc w:val="left"/>
             </w:pPr>
@@ -12534,6 +13780,7 @@
           </w:tcPr>
           <w:p>
             <w:pPr>
+              <w:keepNext/>
               <w:spacing w:before="0" w:after="0" w:line="259" w:lineRule="auto"/>
               <w:jc w:val="left"/>
             </w:pPr>
@@ -12563,6 +13810,7 @@
           </w:tcPr>
           <w:p>
             <w:pPr>
+              <w:keepNext/>
               <w:spacing w:before="0" w:after="0" w:line="259" w:lineRule="auto"/>
               <w:jc w:val="left"/>
             </w:pPr>
@@ -12607,7 +13855,7 @@
                 <w:color w:val="1F2933"/>
                 <w:sz w:val="16"/>
               </w:rPr>
-              <w:t>Прямая секция, 2…6 панелей</w:t>
+              <w:t>Прямая B25, 2…6 панелей</w:t>
             </w:r>
           </w:p>
         </w:tc>
@@ -12691,7 +13939,7 @@
                 <w:color w:val="1F2933"/>
                 <w:sz w:val="16"/>
               </w:rPr>
-              <w:t>Следующий пакет</w:t>
+              <w:t>КНИЖКА: следующий пакет</w:t>
             </w:r>
           </w:p>
         </w:tc>
@@ -12724,7 +13972,7 @@
                 <w:color w:val="1F2933"/>
                 <w:sz w:val="16"/>
               </w:rPr>
-              <w:t>Угол слева или справа</w:t>
+              <w:t>Прямая B16/B17/C16/C17</w:t>
             </w:r>
           </w:p>
         </w:tc>
@@ -12780,7 +14028,7 @@
                 <w:color w:val="1F2933"/>
                 <w:sz w:val="16"/>
               </w:rPr>
-              <w:t>Доступен с предупреждением</w:t>
+              <w:t>Доступна по legacy-матрице высот</w:t>
             </w:r>
           </w:p>
         </w:tc>
@@ -12809,7 +14057,7 @@
                 <w:color w:val="1F2933"/>
                 <w:sz w:val="16"/>
               </w:rPr>
-              <w:t>ЗАБЛОКИРОВАНО</w:t>
+              <w:t>ЗАБЛОКИРОВАНО для КНИЖКИ</w:t>
             </w:r>
           </w:p>
         </w:tc>
@@ -12842,7 +14090,7 @@
                 <w:color w:val="1F2933"/>
                 <w:sz w:val="16"/>
               </w:rPr>
-              <w:t>Доп. глухая панель</w:t>
+              <w:t>Угол слева или справа</w:t>
             </w:r>
           </w:p>
         </w:tc>
@@ -12960,7 +14208,7 @@
                 <w:color w:val="1F2933"/>
                 <w:sz w:val="16"/>
               </w:rPr>
-              <w:t>Доп. двигающаяся дверь</w:t>
+              <w:t>Доп. глухая панель</w:t>
             </w:r>
           </w:p>
         </w:tc>
@@ -13046,6 +14294,241 @@
                 <w:sz w:val="16"/>
               </w:rPr>
               <w:t>ЗАБЛОКИРОВАНО</w:t>
+            </w:r>
+          </w:p>
+        </w:tc>
+      </w:tr>
+      <w:tr>
+        <w:trPr>
+          <w:cantSplit/>
+        </w:trPr>
+        <w:tc>
+          <w:tcPr>
+            <w:tcW w:type="dxa" w:w="2800"/>
+            <w:vAlign w:val="center"/>
+            <w:tcMar>
+              <w:top w:w="80" w:type="dxa"/>
+              <w:bottom w:w="80" w:type="dxa"/>
+              <w:start w:w="120" w:type="dxa"/>
+              <w:end w:w="120" w:type="dxa"/>
+            </w:tcMar>
+          </w:tcPr>
+          <w:p>
+            <w:pPr>
+              <w:spacing w:before="0" w:after="0" w:line="259" w:lineRule="auto"/>
+              <w:jc w:val="left"/>
+            </w:pPr>
+            <w:r/>
+            <w:r>
+              <w:rPr>
+                <w:rFonts w:ascii="Calibri" w:hAnsi="Calibri" w:eastAsia="Calibri"/>
+                <w:b w:val="0"/>
+                <w:color w:val="1F2933"/>
+                <w:sz w:val="16"/>
+              </w:rPr>
+              <w:t>Доп. двигающаяся дверь</w:t>
+            </w:r>
+          </w:p>
+        </w:tc>
+        <w:tc>
+          <w:tcPr>
+            <w:tcW w:type="dxa" w:w="1900"/>
+            <w:vAlign w:val="center"/>
+            <w:tcMar>
+              <w:top w:w="80" w:type="dxa"/>
+              <w:bottom w:w="80" w:type="dxa"/>
+              <w:start w:w="120" w:type="dxa"/>
+              <w:end w:w="120" w:type="dxa"/>
+            </w:tcMar>
+          </w:tcPr>
+          <w:p>
+            <w:pPr>
+              <w:spacing w:before="0" w:after="0" w:line="259" w:lineRule="auto"/>
+              <w:jc w:val="left"/>
+            </w:pPr>
+            <w:r/>
+            <w:r>
+              <w:rPr>
+                <w:rFonts w:ascii="Calibri" w:hAnsi="Calibri" w:eastAsia="Calibri"/>
+                <w:b w:val="0"/>
+                <w:color w:val="1F2933"/>
+                <w:sz w:val="16"/>
+              </w:rPr>
+              <w:t>preliminary</w:t>
+            </w:r>
+          </w:p>
+        </w:tc>
+        <w:tc>
+          <w:tcPr>
+            <w:tcW w:type="dxa" w:w="2600"/>
+            <w:vAlign w:val="center"/>
+            <w:tcMar>
+              <w:top w:w="80" w:type="dxa"/>
+              <w:bottom w:w="80" w:type="dxa"/>
+              <w:start w:w="120" w:type="dxa"/>
+              <w:end w:w="120" w:type="dxa"/>
+            </w:tcMar>
+          </w:tcPr>
+          <w:p>
+            <w:pPr>
+              <w:spacing w:before="0" w:after="0" w:line="259" w:lineRule="auto"/>
+              <w:jc w:val="left"/>
+            </w:pPr>
+            <w:r/>
+            <w:r>
+              <w:rPr>
+                <w:rFonts w:ascii="Calibri" w:hAnsi="Calibri" w:eastAsia="Calibri"/>
+                <w:b w:val="0"/>
+                <w:color w:val="1F2933"/>
+                <w:sz w:val="16"/>
+              </w:rPr>
+              <w:t>Доступен с предупреждением</w:t>
+            </w:r>
+          </w:p>
+        </w:tc>
+        <w:tc>
+          <w:tcPr>
+            <w:tcW w:type="dxa" w:w="2060"/>
+            <w:shd w:fill="FCE8E6"/>
+            <w:vAlign w:val="center"/>
+            <w:tcMar>
+              <w:top w:w="80" w:type="dxa"/>
+              <w:bottom w:w="80" w:type="dxa"/>
+              <w:start w:w="120" w:type="dxa"/>
+              <w:end w:w="120" w:type="dxa"/>
+            </w:tcMar>
+          </w:tcPr>
+          <w:p>
+            <w:pPr>
+              <w:spacing w:before="0" w:after="0" w:line="259" w:lineRule="auto"/>
+              <w:jc w:val="left"/>
+            </w:pPr>
+            <w:r/>
+            <w:r>
+              <w:rPr>
+                <w:rFonts w:ascii="Calibri" w:hAnsi="Calibri" w:eastAsia="Calibri"/>
+                <w:b w:val="0"/>
+                <w:color w:val="1F2933"/>
+                <w:sz w:val="16"/>
+              </w:rPr>
+              <w:t>ЗАБЛОКИРОВАНО</w:t>
+            </w:r>
+          </w:p>
+        </w:tc>
+      </w:tr>
+      <w:tr>
+        <w:trPr>
+          <w:cantSplit/>
+        </w:trPr>
+        <w:tc>
+          <w:tcPr>
+            <w:tcW w:type="dxa" w:w="2800"/>
+            <w:vAlign w:val="center"/>
+            <w:tcMar>
+              <w:top w:w="80" w:type="dxa"/>
+              <w:bottom w:w="80" w:type="dxa"/>
+              <w:start w:w="120" w:type="dxa"/>
+              <w:end w:w="120" w:type="dxa"/>
+            </w:tcMar>
+          </w:tcPr>
+          <w:p>
+            <w:pPr>
+              <w:spacing w:before="0" w:after="0" w:line="259" w:lineRule="auto"/>
+              <w:jc w:val="left"/>
+            </w:pPr>
+            <w:r/>
+            <w:r>
+              <w:rPr>
+                <w:rFonts w:ascii="Calibri" w:hAnsi="Calibri" w:eastAsia="Calibri"/>
+                <w:b w:val="0"/>
+                <w:color w:val="1F2933"/>
+                <w:sz w:val="16"/>
+              </w:rPr>
+              <w:t>Смешанный проект</w:t>
+            </w:r>
+          </w:p>
+        </w:tc>
+        <w:tc>
+          <w:tcPr>
+            <w:tcW w:type="dxa" w:w="1900"/>
+            <w:vAlign w:val="center"/>
+            <w:tcMar>
+              <w:top w:w="80" w:type="dxa"/>
+              <w:bottom w:w="80" w:type="dxa"/>
+              <w:start w:w="120" w:type="dxa"/>
+              <w:end w:w="120" w:type="dxa"/>
+            </w:tcMar>
+          </w:tcPr>
+          <w:p>
+            <w:pPr>
+              <w:spacing w:before="0" w:after="0" w:line="259" w:lineRule="auto"/>
+              <w:jc w:val="left"/>
+            </w:pPr>
+            <w:r/>
+            <w:r>
+              <w:rPr>
+                <w:rFonts w:ascii="Calibri" w:hAnsi="Calibri" w:eastAsia="Calibri"/>
+                <w:b w:val="0"/>
+                <w:color w:val="1F2933"/>
+                <w:sz w:val="16"/>
+              </w:rPr>
+              <w:t>по секциям</w:t>
+            </w:r>
+          </w:p>
+        </w:tc>
+        <w:tc>
+          <w:tcPr>
+            <w:tcW w:type="dxa" w:w="2600"/>
+            <w:vAlign w:val="center"/>
+            <w:tcMar>
+              <w:top w:w="80" w:type="dxa"/>
+              <w:bottom w:w="80" w:type="dxa"/>
+              <w:start w:w="120" w:type="dxa"/>
+              <w:end w:w="120" w:type="dxa"/>
+            </w:tcMar>
+          </w:tcPr>
+          <w:p>
+            <w:pPr>
+              <w:spacing w:before="0" w:after="0" w:line="259" w:lineRule="auto"/>
+              <w:jc w:val="left"/>
+            </w:pPr>
+            <w:r/>
+            <w:r>
+              <w:rPr>
+                <w:rFonts w:ascii="Calibri" w:hAnsi="Calibri" w:eastAsia="Calibri"/>
+                <w:b w:val="0"/>
+                <w:color w:val="1F2933"/>
+                <w:sz w:val="16"/>
+              </w:rPr>
+              <w:t>СЛАЙД/ЛИФТ продолжают рассчитываться</w:t>
+            </w:r>
+          </w:p>
+        </w:tc>
+        <w:tc>
+          <w:tcPr>
+            <w:tcW w:type="dxa" w:w="2060"/>
+            <w:vAlign w:val="center"/>
+            <w:tcMar>
+              <w:top w:w="80" w:type="dxa"/>
+              <w:bottom w:w="80" w:type="dxa"/>
+              <w:start w:w="120" w:type="dxa"/>
+              <w:end w:w="120" w:type="dxa"/>
+            </w:tcMar>
+          </w:tcPr>
+          <w:p>
+            <w:pPr>
+              <w:spacing w:before="0" w:after="0" w:line="259" w:lineRule="auto"/>
+              <w:jc w:val="left"/>
+            </w:pPr>
+            <w:r/>
+            <w:r>
+              <w:rPr>
+                <w:rFonts w:ascii="Calibri" w:hAnsi="Calibri" w:eastAsia="Calibri"/>
+                <w:b w:val="0"/>
+                <w:color w:val="1F2933"/>
+                <w:sz w:val="16"/>
+              </w:rPr>
+              <w:t>Стекло/покраска исключают КНИЖКУ с предупреждением</w:t>
             </w:r>
           </w:p>
         </w:tc>
@@ -13062,6 +14545,9 @@
       </w:r>
     </w:p>
     <w:p>
+      <w:pPr>
+        <w:keepNext w:val="0"/>
+      </w:pPr>
       <w:r>
         <w:rPr>
           <w:rFonts w:ascii="Calibri" w:hAnsi="Calibri" w:eastAsia="Calibri"/>
@@ -13112,6 +14598,7 @@
           </w:tcPr>
           <w:p>
             <w:pPr>
+              <w:keepNext/>
               <w:spacing w:before="0" w:after="0" w:line="259" w:lineRule="auto"/>
               <w:jc w:val="center"/>
             </w:pPr>
@@ -13141,6 +14628,7 @@
           </w:tcPr>
           <w:p>
             <w:pPr>
+              <w:keepNext/>
               <w:spacing w:before="0" w:after="0" w:line="259" w:lineRule="auto"/>
               <w:jc w:val="center"/>
             </w:pPr>
@@ -13170,6 +14658,7 @@
           </w:tcPr>
           <w:p>
             <w:pPr>
+              <w:keepNext/>
               <w:spacing w:before="0" w:after="0" w:line="259" w:lineRule="auto"/>
               <w:jc w:val="center"/>
             </w:pPr>
@@ -13199,6 +14688,7 @@
           </w:tcPr>
           <w:p>
             <w:pPr>
+              <w:keepNext/>
               <w:spacing w:before="0" w:after="0" w:line="259" w:lineRule="auto"/>
               <w:jc w:val="center"/>
             </w:pPr>
@@ -13228,6 +14718,7 @@
           </w:tcPr>
           <w:p>
             <w:pPr>
+              <w:keepNext/>
               <w:spacing w:before="0" w:after="0" w:line="259" w:lineRule="auto"/>
               <w:jc w:val="left"/>
             </w:pPr>
@@ -13977,6 +15468,9 @@
     </w:tbl>
     <w:p/>
     <w:p>
+      <w:pPr>
+        <w:keepNext w:val="0"/>
+      </w:pPr>
       <w:r>
         <w:rPr>
           <w:rFonts w:ascii="Calibri" w:hAnsi="Calibri" w:eastAsia="Calibri"/>
@@ -13993,6 +15487,1481 @@
         <w:t xml:space="preserve"> (3000 − 11,5 − 11,5 − 3×3) / 4 = 742,0 мм; профиль = 745,0 мм. Excel-конфликт 741 мм намеренно не применяется.</w:t>
       </w:r>
     </w:p>
+    <w:p>
+      <w:pPr>
+        <w:keepNext w:val="0"/>
+      </w:pPr>
+      <w:r>
+        <w:rPr>
+          <w:rFonts w:ascii="Calibri" w:hAnsi="Calibri" w:eastAsia="Calibri"/>
+          <w:b/>
+          <w:color w:val="1F2933"/>
+        </w:rPr>
+        <w:t>Контроль высоты:</w:t>
+      </w:r>
+      <w:r>
+        <w:rPr>
+          <w:rFonts w:ascii="Calibri" w:hAnsi="Calibri" w:eastAsia="Calibri"/>
+          <w:color w:val="1F2933"/>
+        </w:rPr>
+        <w:t xml:space="preserve"> H = 2500,0 мм. Значения ниже проверяют явную систему, вариант компенсатора, высоту стекла, дверного стекла и панели при склейке.</w:t>
+      </w:r>
+    </w:p>
+    <w:tbl>
+      <w:tblPr>
+        <w:tblW w:type="dxa" w:w="9360"/>
+        <w:jc w:val="left"/>
+        <w:tblLayout w:type="fixed"/>
+        <w:tblLook w:firstColumn="1" w:firstRow="1" w:lastColumn="0" w:lastRow="0" w:noHBand="0" w:noVBand="1" w:val="04A0"/>
+        <w:tblInd w:w="120" w:type="dxa"/>
+        <w:tblBorders>
+          <w:top w:val="single" w:sz="4" w:space="0" w:color="AAB4BE"/>
+          <w:left w:val="single" w:sz="4" w:space="0" w:color="AAB4BE"/>
+          <w:bottom w:val="single" w:sz="4" w:space="0" w:color="AAB4BE"/>
+          <w:right w:val="single" w:sz="4" w:space="0" w:color="AAB4BE"/>
+          <w:insideH w:val="single" w:sz="4" w:space="0" w:color="AAB4BE"/>
+          <w:insideV w:val="single" w:sz="4" w:space="0" w:color="AAB4BE"/>
+        </w:tblBorders>
+      </w:tblPr>
+      <w:tblGrid>
+        <w:gridCol w:w="850"/>
+        <w:gridCol w:w="1350"/>
+        <w:gridCol w:w="1100"/>
+        <w:gridCol w:w="1100"/>
+        <w:gridCol w:w="1100"/>
+        <w:gridCol w:w="1100"/>
+        <w:gridCol w:w="2760"/>
+      </w:tblGrid>
+      <w:tr>
+        <w:trPr>
+          <w:tblHeader w:val="true"/>
+          <w:cantSplit/>
+        </w:trPr>
+        <w:tc>
+          <w:tcPr>
+            <w:tcW w:type="dxa" w:w="850"/>
+            <w:shd w:fill="E8EEF5"/>
+            <w:vAlign w:val="center"/>
+            <w:tcMar>
+              <w:top w:w="80" w:type="dxa"/>
+              <w:bottom w:w="80" w:type="dxa"/>
+              <w:start w:w="120" w:type="dxa"/>
+              <w:end w:w="120" w:type="dxa"/>
+            </w:tcMar>
+          </w:tcPr>
+          <w:p>
+            <w:pPr>
+              <w:keepNext/>
+              <w:spacing w:before="0" w:after="0" w:line="259" w:lineRule="auto"/>
+              <w:jc w:val="center"/>
+            </w:pPr>
+            <w:r/>
+            <w:r>
+              <w:rPr>
+                <w:rFonts w:ascii="Calibri" w:hAnsi="Calibri" w:eastAsia="Calibri"/>
+                <w:b/>
+                <w:color w:val="1F4D78"/>
+                <w:sz w:val="16"/>
+              </w:rPr>
+              <w:t>S</w:t>
+            </w:r>
+          </w:p>
+        </w:tc>
+        <w:tc>
+          <w:tcPr>
+            <w:tcW w:type="dxa" w:w="1350"/>
+            <w:shd w:fill="E8EEF5"/>
+            <w:vAlign w:val="center"/>
+            <w:tcMar>
+              <w:top w:w="80" w:type="dxa"/>
+              <w:bottom w:w="80" w:type="dxa"/>
+              <w:start w:w="120" w:type="dxa"/>
+              <w:end w:w="120" w:type="dxa"/>
+            </w:tcMar>
+          </w:tcPr>
+          <w:p>
+            <w:pPr>
+              <w:keepNext/>
+              <w:spacing w:before="0" w:after="0" w:line="259" w:lineRule="auto"/>
+              <w:jc w:val="center"/>
+            </w:pPr>
+            <w:r/>
+            <w:r>
+              <w:rPr>
+                <w:rFonts w:ascii="Calibri" w:hAnsi="Calibri" w:eastAsia="Calibri"/>
+                <w:b/>
+                <w:color w:val="1F4D78"/>
+                <w:sz w:val="16"/>
+              </w:rPr>
+              <w:t>Компенсатор</w:t>
+            </w:r>
+          </w:p>
+        </w:tc>
+        <w:tc>
+          <w:tcPr>
+            <w:tcW w:type="dxa" w:w="1100"/>
+            <w:shd w:fill="E8EEF5"/>
+            <w:vAlign w:val="center"/>
+            <w:tcMar>
+              <w:top w:w="80" w:type="dxa"/>
+              <w:bottom w:w="80" w:type="dxa"/>
+              <w:start w:w="120" w:type="dxa"/>
+              <w:end w:w="120" w:type="dxa"/>
+            </w:tcMar>
+          </w:tcPr>
+          <w:p>
+            <w:pPr>
+              <w:keepNext/>
+              <w:spacing w:before="0" w:after="0" w:line="259" w:lineRule="auto"/>
+              <w:jc w:val="center"/>
+            </w:pPr>
+            <w:r/>
+            <w:r>
+              <w:rPr>
+                <w:rFonts w:ascii="Calibri" w:hAnsi="Calibri" w:eastAsia="Calibri"/>
+                <w:b/>
+                <w:color w:val="1F4D78"/>
+                <w:sz w:val="16"/>
+              </w:rPr>
+              <w:t>H, мм</w:t>
+            </w:r>
+          </w:p>
+        </w:tc>
+        <w:tc>
+          <w:tcPr>
+            <w:tcW w:type="dxa" w:w="1100"/>
+            <w:shd w:fill="E8EEF5"/>
+            <w:vAlign w:val="center"/>
+            <w:tcMar>
+              <w:top w:w="80" w:type="dxa"/>
+              <w:bottom w:w="80" w:type="dxa"/>
+              <w:start w:w="120" w:type="dxa"/>
+              <w:end w:w="120" w:type="dxa"/>
+            </w:tcMar>
+          </w:tcPr>
+          <w:p>
+            <w:pPr>
+              <w:keepNext/>
+              <w:spacing w:before="0" w:after="0" w:line="259" w:lineRule="auto"/>
+              <w:jc w:val="center"/>
+            </w:pPr>
+            <w:r/>
+            <w:r>
+              <w:rPr>
+                <w:rFonts w:ascii="Calibri" w:hAnsi="Calibri" w:eastAsia="Calibri"/>
+                <w:b/>
+                <w:color w:val="1F4D78"/>
+                <w:sz w:val="16"/>
+              </w:rPr>
+              <w:t>Hст, мм</w:t>
+            </w:r>
+          </w:p>
+        </w:tc>
+        <w:tc>
+          <w:tcPr>
+            <w:tcW w:type="dxa" w:w="1100"/>
+            <w:shd w:fill="E8EEF5"/>
+            <w:vAlign w:val="center"/>
+            <w:tcMar>
+              <w:top w:w="80" w:type="dxa"/>
+              <w:bottom w:w="80" w:type="dxa"/>
+              <w:start w:w="120" w:type="dxa"/>
+              <w:end w:w="120" w:type="dxa"/>
+            </w:tcMar>
+          </w:tcPr>
+          <w:p>
+            <w:pPr>
+              <w:keepNext/>
+              <w:spacing w:before="0" w:after="0" w:line="259" w:lineRule="auto"/>
+              <w:jc w:val="center"/>
+            </w:pPr>
+            <w:r/>
+            <w:r>
+              <w:rPr>
+                <w:rFonts w:ascii="Calibri" w:hAnsi="Calibri" w:eastAsia="Calibri"/>
+                <w:b/>
+                <w:color w:val="1F4D78"/>
+                <w:sz w:val="16"/>
+              </w:rPr>
+              <w:t>Hд, мм</w:t>
+            </w:r>
+          </w:p>
+        </w:tc>
+        <w:tc>
+          <w:tcPr>
+            <w:tcW w:type="dxa" w:w="1100"/>
+            <w:shd w:fill="E8EEF5"/>
+            <w:vAlign w:val="center"/>
+            <w:tcMar>
+              <w:top w:w="80" w:type="dxa"/>
+              <w:bottom w:w="80" w:type="dxa"/>
+              <w:start w:w="120" w:type="dxa"/>
+              <w:end w:w="120" w:type="dxa"/>
+            </w:tcMar>
+          </w:tcPr>
+          <w:p>
+            <w:pPr>
+              <w:keepNext/>
+              <w:spacing w:before="0" w:after="0" w:line="259" w:lineRule="auto"/>
+              <w:jc w:val="center"/>
+            </w:pPr>
+            <w:r/>
+            <w:r>
+              <w:rPr>
+                <w:rFonts w:ascii="Calibri" w:hAnsi="Calibri" w:eastAsia="Calibri"/>
+                <w:b/>
+                <w:color w:val="1F4D78"/>
+                <w:sz w:val="16"/>
+              </w:rPr>
+              <w:t>Hсб, мм</w:t>
+            </w:r>
+          </w:p>
+        </w:tc>
+        <w:tc>
+          <w:tcPr>
+            <w:tcW w:type="dxa" w:w="2760"/>
+            <w:shd w:fill="E8EEF5"/>
+            <w:vAlign w:val="center"/>
+            <w:tcMar>
+              <w:top w:w="80" w:type="dxa"/>
+              <w:bottom w:w="80" w:type="dxa"/>
+              <w:start w:w="120" w:type="dxa"/>
+              <w:end w:w="120" w:type="dxa"/>
+            </w:tcMar>
+          </w:tcPr>
+          <w:p>
+            <w:pPr>
+              <w:keepNext/>
+              <w:spacing w:before="0" w:after="0" w:line="259" w:lineRule="auto"/>
+              <w:jc w:val="left"/>
+            </w:pPr>
+            <w:r/>
+            <w:r>
+              <w:rPr>
+                <w:rFonts w:ascii="Calibri" w:hAnsi="Calibri" w:eastAsia="Calibri"/>
+                <w:b/>
+                <w:color w:val="1F4D78"/>
+                <w:sz w:val="16"/>
+              </w:rPr>
+              <w:t>Источник / статус</w:t>
+            </w:r>
+          </w:p>
+        </w:tc>
+      </w:tr>
+      <w:tr>
+        <w:trPr>
+          <w:cantSplit/>
+        </w:trPr>
+        <w:tc>
+          <w:tcPr>
+            <w:tcW w:type="dxa" w:w="850"/>
+            <w:vAlign w:val="center"/>
+            <w:tcMar>
+              <w:top w:w="80" w:type="dxa"/>
+              <w:bottom w:w="80" w:type="dxa"/>
+              <w:start w:w="120" w:type="dxa"/>
+              <w:end w:w="120" w:type="dxa"/>
+            </w:tcMar>
+          </w:tcPr>
+          <w:p>
+            <w:pPr>
+              <w:spacing w:before="0" w:after="0" w:line="259" w:lineRule="auto"/>
+              <w:jc w:val="center"/>
+            </w:pPr>
+            <w:r/>
+            <w:r>
+              <w:rPr>
+                <w:rFonts w:ascii="Consolas" w:hAnsi="Consolas" w:eastAsia="Consolas"/>
+                <w:b w:val="0"/>
+                <w:color w:val="1F2933"/>
+                <w:sz w:val="16"/>
+              </w:rPr>
+              <w:t>B25</w:t>
+            </w:r>
+          </w:p>
+        </w:tc>
+        <w:tc>
+          <w:tcPr>
+            <w:tcW w:type="dxa" w:w="1350"/>
+            <w:vAlign w:val="center"/>
+            <w:tcMar>
+              <w:top w:w="80" w:type="dxa"/>
+              <w:bottom w:w="80" w:type="dxa"/>
+              <w:start w:w="120" w:type="dxa"/>
+              <w:end w:w="120" w:type="dxa"/>
+            </w:tcMar>
+          </w:tcPr>
+          <w:p>
+            <w:pPr>
+              <w:spacing w:before="0" w:after="0" w:line="259" w:lineRule="auto"/>
+              <w:jc w:val="center"/>
+            </w:pPr>
+            <w:r/>
+            <w:r>
+              <w:rPr>
+                <w:rFonts w:ascii="Calibri" w:hAnsi="Calibri" w:eastAsia="Calibri"/>
+                <w:b w:val="0"/>
+                <w:color w:val="1F2933"/>
+                <w:sz w:val="16"/>
+              </w:rPr>
+              <w:t>нижний</w:t>
+            </w:r>
+          </w:p>
+        </w:tc>
+        <w:tc>
+          <w:tcPr>
+            <w:tcW w:type="dxa" w:w="1100"/>
+            <w:vAlign w:val="center"/>
+            <w:tcMar>
+              <w:top w:w="80" w:type="dxa"/>
+              <w:bottom w:w="80" w:type="dxa"/>
+              <w:start w:w="120" w:type="dxa"/>
+              <w:end w:w="120" w:type="dxa"/>
+            </w:tcMar>
+          </w:tcPr>
+          <w:p>
+            <w:pPr>
+              <w:spacing w:before="0" w:after="0" w:line="259" w:lineRule="auto"/>
+              <w:jc w:val="center"/>
+            </w:pPr>
+            <w:r/>
+            <w:r>
+              <w:rPr>
+                <w:rFonts w:ascii="Consolas" w:hAnsi="Consolas" w:eastAsia="Consolas"/>
+                <w:b w:val="0"/>
+                <w:color w:val="1F2933"/>
+                <w:sz w:val="16"/>
+              </w:rPr>
+              <w:t>2500,0</w:t>
+            </w:r>
+          </w:p>
+        </w:tc>
+        <w:tc>
+          <w:tcPr>
+            <w:tcW w:type="dxa" w:w="1100"/>
+            <w:vAlign w:val="center"/>
+            <w:tcMar>
+              <w:top w:w="80" w:type="dxa"/>
+              <w:bottom w:w="80" w:type="dxa"/>
+              <w:start w:w="120" w:type="dxa"/>
+              <w:end w:w="120" w:type="dxa"/>
+            </w:tcMar>
+          </w:tcPr>
+          <w:p>
+            <w:pPr>
+              <w:spacing w:before="0" w:after="0" w:line="259" w:lineRule="auto"/>
+              <w:jc w:val="center"/>
+            </w:pPr>
+            <w:r/>
+            <w:r>
+              <w:rPr>
+                <w:rFonts w:ascii="Consolas" w:hAnsi="Consolas" w:eastAsia="Consolas"/>
+                <w:b w:val="0"/>
+                <w:color w:val="1F2933"/>
+                <w:sz w:val="16"/>
+              </w:rPr>
+              <w:t>2365,0</w:t>
+            </w:r>
+          </w:p>
+        </w:tc>
+        <w:tc>
+          <w:tcPr>
+            <w:tcW w:type="dxa" w:w="1100"/>
+            <w:vAlign w:val="center"/>
+            <w:tcMar>
+              <w:top w:w="80" w:type="dxa"/>
+              <w:bottom w:w="80" w:type="dxa"/>
+              <w:start w:w="120" w:type="dxa"/>
+              <w:end w:w="120" w:type="dxa"/>
+            </w:tcMar>
+          </w:tcPr>
+          <w:p>
+            <w:pPr>
+              <w:spacing w:before="0" w:after="0" w:line="259" w:lineRule="auto"/>
+              <w:jc w:val="center"/>
+            </w:pPr>
+            <w:r/>
+            <w:r>
+              <w:rPr>
+                <w:rFonts w:ascii="Consolas" w:hAnsi="Consolas" w:eastAsia="Consolas"/>
+                <w:b w:val="0"/>
+                <w:color w:val="1F2933"/>
+                <w:sz w:val="16"/>
+              </w:rPr>
+              <w:t>2365,0</w:t>
+            </w:r>
+          </w:p>
+        </w:tc>
+        <w:tc>
+          <w:tcPr>
+            <w:tcW w:type="dxa" w:w="1100"/>
+            <w:vAlign w:val="center"/>
+            <w:tcMar>
+              <w:top w:w="80" w:type="dxa"/>
+              <w:bottom w:w="80" w:type="dxa"/>
+              <w:start w:w="120" w:type="dxa"/>
+              <w:end w:w="120" w:type="dxa"/>
+            </w:tcMar>
+          </w:tcPr>
+          <w:p>
+            <w:pPr>
+              <w:spacing w:before="0" w:after="0" w:line="259" w:lineRule="auto"/>
+              <w:jc w:val="center"/>
+            </w:pPr>
+            <w:r/>
+            <w:r>
+              <w:rPr>
+                <w:rFonts w:ascii="Consolas" w:hAnsi="Consolas" w:eastAsia="Consolas"/>
+                <w:b w:val="0"/>
+                <w:color w:val="1F2933"/>
+                <w:sz w:val="16"/>
+              </w:rPr>
+              <w:t>2398,0</w:t>
+            </w:r>
+          </w:p>
+        </w:tc>
+        <w:tc>
+          <w:tcPr>
+            <w:tcW w:type="dxa" w:w="2760"/>
+            <w:shd w:fill="FFF4CC"/>
+            <w:vAlign w:val="center"/>
+            <w:tcMar>
+              <w:top w:w="80" w:type="dxa"/>
+              <w:bottom w:w="80" w:type="dxa"/>
+              <w:start w:w="120" w:type="dxa"/>
+              <w:end w:w="120" w:type="dxa"/>
+            </w:tcMar>
+          </w:tcPr>
+          <w:p>
+            <w:pPr>
+              <w:spacing w:before="0" w:after="0" w:line="259" w:lineRule="auto"/>
+              <w:jc w:val="left"/>
+            </w:pPr>
+            <w:r/>
+            <w:r>
+              <w:rPr>
+                <w:rFonts w:ascii="Calibri" w:hAnsi="Calibri" w:eastAsia="Calibri"/>
+                <w:b w:val="0"/>
+                <w:color w:val="1F2933"/>
+                <w:sz w:val="16"/>
+              </w:rPr>
+              <w:t>excel · ПРЕДВАРИТЕЛЬНО</w:t>
+            </w:r>
+          </w:p>
+        </w:tc>
+      </w:tr>
+      <w:tr>
+        <w:trPr>
+          <w:cantSplit/>
+        </w:trPr>
+        <w:tc>
+          <w:tcPr>
+            <w:tcW w:type="dxa" w:w="850"/>
+            <w:vAlign w:val="center"/>
+            <w:tcMar>
+              <w:top w:w="80" w:type="dxa"/>
+              <w:bottom w:w="80" w:type="dxa"/>
+              <w:start w:w="120" w:type="dxa"/>
+              <w:end w:w="120" w:type="dxa"/>
+            </w:tcMar>
+          </w:tcPr>
+          <w:p>
+            <w:pPr>
+              <w:spacing w:before="0" w:after="0" w:line="259" w:lineRule="auto"/>
+              <w:jc w:val="center"/>
+            </w:pPr>
+            <w:r/>
+            <w:r>
+              <w:rPr>
+                <w:rFonts w:ascii="Consolas" w:hAnsi="Consolas" w:eastAsia="Consolas"/>
+                <w:b w:val="0"/>
+                <w:color w:val="1F2933"/>
+                <w:sz w:val="16"/>
+              </w:rPr>
+              <w:t>B25</w:t>
+            </w:r>
+          </w:p>
+        </w:tc>
+        <w:tc>
+          <w:tcPr>
+            <w:tcW w:type="dxa" w:w="1350"/>
+            <w:vAlign w:val="center"/>
+            <w:tcMar>
+              <w:top w:w="80" w:type="dxa"/>
+              <w:bottom w:w="80" w:type="dxa"/>
+              <w:start w:w="120" w:type="dxa"/>
+              <w:end w:w="120" w:type="dxa"/>
+            </w:tcMar>
+          </w:tcPr>
+          <w:p>
+            <w:pPr>
+              <w:spacing w:before="0" w:after="0" w:line="259" w:lineRule="auto"/>
+              <w:jc w:val="center"/>
+            </w:pPr>
+            <w:r/>
+            <w:r>
+              <w:rPr>
+                <w:rFonts w:ascii="Calibri" w:hAnsi="Calibri" w:eastAsia="Calibri"/>
+                <w:b w:val="0"/>
+                <w:color w:val="1F2933"/>
+                <w:sz w:val="16"/>
+              </w:rPr>
+              <w:t>оба</w:t>
+            </w:r>
+          </w:p>
+        </w:tc>
+        <w:tc>
+          <w:tcPr>
+            <w:tcW w:type="dxa" w:w="1100"/>
+            <w:vAlign w:val="center"/>
+            <w:tcMar>
+              <w:top w:w="80" w:type="dxa"/>
+              <w:bottom w:w="80" w:type="dxa"/>
+              <w:start w:w="120" w:type="dxa"/>
+              <w:end w:w="120" w:type="dxa"/>
+            </w:tcMar>
+          </w:tcPr>
+          <w:p>
+            <w:pPr>
+              <w:spacing w:before="0" w:after="0" w:line="259" w:lineRule="auto"/>
+              <w:jc w:val="center"/>
+            </w:pPr>
+            <w:r/>
+            <w:r>
+              <w:rPr>
+                <w:rFonts w:ascii="Consolas" w:hAnsi="Consolas" w:eastAsia="Consolas"/>
+                <w:b w:val="0"/>
+                <w:color w:val="1F2933"/>
+                <w:sz w:val="16"/>
+              </w:rPr>
+              <w:t>2500,0</w:t>
+            </w:r>
+          </w:p>
+        </w:tc>
+        <w:tc>
+          <w:tcPr>
+            <w:tcW w:type="dxa" w:w="1100"/>
+            <w:vAlign w:val="center"/>
+            <w:tcMar>
+              <w:top w:w="80" w:type="dxa"/>
+              <w:bottom w:w="80" w:type="dxa"/>
+              <w:start w:w="120" w:type="dxa"/>
+              <w:end w:w="120" w:type="dxa"/>
+            </w:tcMar>
+          </w:tcPr>
+          <w:p>
+            <w:pPr>
+              <w:spacing w:before="0" w:after="0" w:line="259" w:lineRule="auto"/>
+              <w:jc w:val="center"/>
+            </w:pPr>
+            <w:r/>
+            <w:r>
+              <w:rPr>
+                <w:rFonts w:ascii="Consolas" w:hAnsi="Consolas" w:eastAsia="Consolas"/>
+                <w:b w:val="0"/>
+                <w:color w:val="1F2933"/>
+                <w:sz w:val="16"/>
+              </w:rPr>
+              <w:t>2385,0</w:t>
+            </w:r>
+          </w:p>
+        </w:tc>
+        <w:tc>
+          <w:tcPr>
+            <w:tcW w:type="dxa" w:w="1100"/>
+            <w:vAlign w:val="center"/>
+            <w:tcMar>
+              <w:top w:w="80" w:type="dxa"/>
+              <w:bottom w:w="80" w:type="dxa"/>
+              <w:start w:w="120" w:type="dxa"/>
+              <w:end w:w="120" w:type="dxa"/>
+            </w:tcMar>
+          </w:tcPr>
+          <w:p>
+            <w:pPr>
+              <w:spacing w:before="0" w:after="0" w:line="259" w:lineRule="auto"/>
+              <w:jc w:val="center"/>
+            </w:pPr>
+            <w:r/>
+            <w:r>
+              <w:rPr>
+                <w:rFonts w:ascii="Consolas" w:hAnsi="Consolas" w:eastAsia="Consolas"/>
+                <w:b w:val="0"/>
+                <w:color w:val="1F2933"/>
+                <w:sz w:val="16"/>
+              </w:rPr>
+              <w:t>2385,0</w:t>
+            </w:r>
+          </w:p>
+        </w:tc>
+        <w:tc>
+          <w:tcPr>
+            <w:tcW w:type="dxa" w:w="1100"/>
+            <w:vAlign w:val="center"/>
+            <w:tcMar>
+              <w:top w:w="80" w:type="dxa"/>
+              <w:bottom w:w="80" w:type="dxa"/>
+              <w:start w:w="120" w:type="dxa"/>
+              <w:end w:w="120" w:type="dxa"/>
+            </w:tcMar>
+          </w:tcPr>
+          <w:p>
+            <w:pPr>
+              <w:spacing w:before="0" w:after="0" w:line="259" w:lineRule="auto"/>
+              <w:jc w:val="center"/>
+            </w:pPr>
+            <w:r/>
+            <w:r>
+              <w:rPr>
+                <w:rFonts w:ascii="Consolas" w:hAnsi="Consolas" w:eastAsia="Consolas"/>
+                <w:b w:val="0"/>
+                <w:color w:val="1F2933"/>
+                <w:sz w:val="16"/>
+              </w:rPr>
+              <w:t>2418,0</w:t>
+            </w:r>
+          </w:p>
+        </w:tc>
+        <w:tc>
+          <w:tcPr>
+            <w:tcW w:type="dxa" w:w="2760"/>
+            <w:shd w:fill="FFF4CC"/>
+            <w:vAlign w:val="center"/>
+            <w:tcMar>
+              <w:top w:w="80" w:type="dxa"/>
+              <w:bottom w:w="80" w:type="dxa"/>
+              <w:start w:w="120" w:type="dxa"/>
+              <w:end w:w="120" w:type="dxa"/>
+            </w:tcMar>
+          </w:tcPr>
+          <w:p>
+            <w:pPr>
+              <w:spacing w:before="0" w:after="0" w:line="259" w:lineRule="auto"/>
+              <w:jc w:val="left"/>
+            </w:pPr>
+            <w:r/>
+            <w:r>
+              <w:rPr>
+                <w:rFonts w:ascii="Calibri" w:hAnsi="Calibri" w:eastAsia="Calibri"/>
+                <w:b w:val="0"/>
+                <w:color w:val="1F2933"/>
+                <w:sz w:val="16"/>
+              </w:rPr>
+              <w:t>legacy · ПРЕДВАРИТЕЛЬНО</w:t>
+            </w:r>
+          </w:p>
+        </w:tc>
+      </w:tr>
+      <w:tr>
+        <w:trPr>
+          <w:cantSplit/>
+        </w:trPr>
+        <w:tc>
+          <w:tcPr>
+            <w:tcW w:type="dxa" w:w="850"/>
+            <w:vAlign w:val="center"/>
+            <w:tcMar>
+              <w:top w:w="80" w:type="dxa"/>
+              <w:bottom w:w="80" w:type="dxa"/>
+              <w:start w:w="120" w:type="dxa"/>
+              <w:end w:w="120" w:type="dxa"/>
+            </w:tcMar>
+          </w:tcPr>
+          <w:p>
+            <w:pPr>
+              <w:spacing w:before="0" w:after="0" w:line="259" w:lineRule="auto"/>
+              <w:jc w:val="center"/>
+            </w:pPr>
+            <w:r/>
+            <w:r>
+              <w:rPr>
+                <w:rFonts w:ascii="Consolas" w:hAnsi="Consolas" w:eastAsia="Consolas"/>
+                <w:b w:val="0"/>
+                <w:color w:val="1F2933"/>
+                <w:sz w:val="16"/>
+              </w:rPr>
+              <w:t>B16</w:t>
+            </w:r>
+          </w:p>
+        </w:tc>
+        <w:tc>
+          <w:tcPr>
+            <w:tcW w:type="dxa" w:w="1350"/>
+            <w:vAlign w:val="center"/>
+            <w:tcMar>
+              <w:top w:w="80" w:type="dxa"/>
+              <w:bottom w:w="80" w:type="dxa"/>
+              <w:start w:w="120" w:type="dxa"/>
+              <w:end w:w="120" w:type="dxa"/>
+            </w:tcMar>
+          </w:tcPr>
+          <w:p>
+            <w:pPr>
+              <w:spacing w:before="0" w:after="0" w:line="259" w:lineRule="auto"/>
+              <w:jc w:val="center"/>
+            </w:pPr>
+            <w:r/>
+            <w:r>
+              <w:rPr>
+                <w:rFonts w:ascii="Calibri" w:hAnsi="Calibri" w:eastAsia="Calibri"/>
+                <w:b w:val="0"/>
+                <w:color w:val="1F2933"/>
+                <w:sz w:val="16"/>
+              </w:rPr>
+              <w:t>нижний</w:t>
+            </w:r>
+          </w:p>
+        </w:tc>
+        <w:tc>
+          <w:tcPr>
+            <w:tcW w:type="dxa" w:w="1100"/>
+            <w:vAlign w:val="center"/>
+            <w:tcMar>
+              <w:top w:w="80" w:type="dxa"/>
+              <w:bottom w:w="80" w:type="dxa"/>
+              <w:start w:w="120" w:type="dxa"/>
+              <w:end w:w="120" w:type="dxa"/>
+            </w:tcMar>
+          </w:tcPr>
+          <w:p>
+            <w:pPr>
+              <w:spacing w:before="0" w:after="0" w:line="259" w:lineRule="auto"/>
+              <w:jc w:val="center"/>
+            </w:pPr>
+            <w:r/>
+            <w:r>
+              <w:rPr>
+                <w:rFonts w:ascii="Consolas" w:hAnsi="Consolas" w:eastAsia="Consolas"/>
+                <w:b w:val="0"/>
+                <w:color w:val="1F2933"/>
+                <w:sz w:val="16"/>
+              </w:rPr>
+              <w:t>2500,0</w:t>
+            </w:r>
+          </w:p>
+        </w:tc>
+        <w:tc>
+          <w:tcPr>
+            <w:tcW w:type="dxa" w:w="1100"/>
+            <w:vAlign w:val="center"/>
+            <w:tcMar>
+              <w:top w:w="80" w:type="dxa"/>
+              <w:bottom w:w="80" w:type="dxa"/>
+              <w:start w:w="120" w:type="dxa"/>
+              <w:end w:w="120" w:type="dxa"/>
+            </w:tcMar>
+          </w:tcPr>
+          <w:p>
+            <w:pPr>
+              <w:spacing w:before="0" w:after="0" w:line="259" w:lineRule="auto"/>
+              <w:jc w:val="center"/>
+            </w:pPr>
+            <w:r/>
+            <w:r>
+              <w:rPr>
+                <w:rFonts w:ascii="Consolas" w:hAnsi="Consolas" w:eastAsia="Consolas"/>
+                <w:b w:val="0"/>
+                <w:color w:val="1F2933"/>
+                <w:sz w:val="16"/>
+              </w:rPr>
+              <w:t>2398,0</w:t>
+            </w:r>
+          </w:p>
+        </w:tc>
+        <w:tc>
+          <w:tcPr>
+            <w:tcW w:type="dxa" w:w="1100"/>
+            <w:vAlign w:val="center"/>
+            <w:tcMar>
+              <w:top w:w="80" w:type="dxa"/>
+              <w:bottom w:w="80" w:type="dxa"/>
+              <w:start w:w="120" w:type="dxa"/>
+              <w:end w:w="120" w:type="dxa"/>
+            </w:tcMar>
+          </w:tcPr>
+          <w:p>
+            <w:pPr>
+              <w:spacing w:before="0" w:after="0" w:line="259" w:lineRule="auto"/>
+              <w:jc w:val="center"/>
+            </w:pPr>
+            <w:r/>
+            <w:r>
+              <w:rPr>
+                <w:rFonts w:ascii="Consolas" w:hAnsi="Consolas" w:eastAsia="Consolas"/>
+                <w:b w:val="0"/>
+                <w:color w:val="1F2933"/>
+                <w:sz w:val="16"/>
+              </w:rPr>
+              <w:t>2365,0</w:t>
+            </w:r>
+          </w:p>
+        </w:tc>
+        <w:tc>
+          <w:tcPr>
+            <w:tcW w:type="dxa" w:w="1100"/>
+            <w:vAlign w:val="center"/>
+            <w:tcMar>
+              <w:top w:w="80" w:type="dxa"/>
+              <w:bottom w:w="80" w:type="dxa"/>
+              <w:start w:w="120" w:type="dxa"/>
+              <w:end w:w="120" w:type="dxa"/>
+            </w:tcMar>
+          </w:tcPr>
+          <w:p>
+            <w:pPr>
+              <w:spacing w:before="0" w:after="0" w:line="259" w:lineRule="auto"/>
+              <w:jc w:val="center"/>
+            </w:pPr>
+            <w:r/>
+            <w:r>
+              <w:rPr>
+                <w:rFonts w:ascii="Consolas" w:hAnsi="Consolas" w:eastAsia="Consolas"/>
+                <w:b w:val="0"/>
+                <w:color w:val="1F2933"/>
+                <w:sz w:val="16"/>
+              </w:rPr>
+              <w:t>2365,0</w:t>
+            </w:r>
+          </w:p>
+        </w:tc>
+        <w:tc>
+          <w:tcPr>
+            <w:tcW w:type="dxa" w:w="2760"/>
+            <w:shd w:fill="FFF4CC"/>
+            <w:vAlign w:val="center"/>
+            <w:tcMar>
+              <w:top w:w="80" w:type="dxa"/>
+              <w:bottom w:w="80" w:type="dxa"/>
+              <w:start w:w="120" w:type="dxa"/>
+              <w:end w:w="120" w:type="dxa"/>
+            </w:tcMar>
+          </w:tcPr>
+          <w:p>
+            <w:pPr>
+              <w:spacing w:before="0" w:after="0" w:line="259" w:lineRule="auto"/>
+              <w:jc w:val="left"/>
+            </w:pPr>
+            <w:r/>
+            <w:r>
+              <w:rPr>
+                <w:rFonts w:ascii="Calibri" w:hAnsi="Calibri" w:eastAsia="Calibri"/>
+                <w:b w:val="0"/>
+                <w:color w:val="1F2933"/>
+                <w:sz w:val="16"/>
+              </w:rPr>
+              <w:t>legacy · ПРЕДВАРИТЕЛЬНО</w:t>
+            </w:r>
+          </w:p>
+        </w:tc>
+      </w:tr>
+      <w:tr>
+        <w:trPr>
+          <w:cantSplit/>
+        </w:trPr>
+        <w:tc>
+          <w:tcPr>
+            <w:tcW w:type="dxa" w:w="850"/>
+            <w:vAlign w:val="center"/>
+            <w:tcMar>
+              <w:top w:w="80" w:type="dxa"/>
+              <w:bottom w:w="80" w:type="dxa"/>
+              <w:start w:w="120" w:type="dxa"/>
+              <w:end w:w="120" w:type="dxa"/>
+            </w:tcMar>
+          </w:tcPr>
+          <w:p>
+            <w:pPr>
+              <w:spacing w:before="0" w:after="0" w:line="259" w:lineRule="auto"/>
+              <w:jc w:val="center"/>
+            </w:pPr>
+            <w:r/>
+            <w:r>
+              <w:rPr>
+                <w:rFonts w:ascii="Consolas" w:hAnsi="Consolas" w:eastAsia="Consolas"/>
+                <w:b w:val="0"/>
+                <w:color w:val="1F2933"/>
+                <w:sz w:val="16"/>
+              </w:rPr>
+              <w:t>B17</w:t>
+            </w:r>
+          </w:p>
+        </w:tc>
+        <w:tc>
+          <w:tcPr>
+            <w:tcW w:type="dxa" w:w="1350"/>
+            <w:vAlign w:val="center"/>
+            <w:tcMar>
+              <w:top w:w="80" w:type="dxa"/>
+              <w:bottom w:w="80" w:type="dxa"/>
+              <w:start w:w="120" w:type="dxa"/>
+              <w:end w:w="120" w:type="dxa"/>
+            </w:tcMar>
+          </w:tcPr>
+          <w:p>
+            <w:pPr>
+              <w:spacing w:before="0" w:after="0" w:line="259" w:lineRule="auto"/>
+              <w:jc w:val="center"/>
+            </w:pPr>
+            <w:r/>
+            <w:r>
+              <w:rPr>
+                <w:rFonts w:ascii="Calibri" w:hAnsi="Calibri" w:eastAsia="Calibri"/>
+                <w:b w:val="0"/>
+                <w:color w:val="1F2933"/>
+                <w:sz w:val="16"/>
+              </w:rPr>
+              <w:t>верхний</w:t>
+            </w:r>
+          </w:p>
+        </w:tc>
+        <w:tc>
+          <w:tcPr>
+            <w:tcW w:type="dxa" w:w="1100"/>
+            <w:vAlign w:val="center"/>
+            <w:tcMar>
+              <w:top w:w="80" w:type="dxa"/>
+              <w:bottom w:w="80" w:type="dxa"/>
+              <w:start w:w="120" w:type="dxa"/>
+              <w:end w:w="120" w:type="dxa"/>
+            </w:tcMar>
+          </w:tcPr>
+          <w:p>
+            <w:pPr>
+              <w:spacing w:before="0" w:after="0" w:line="259" w:lineRule="auto"/>
+              <w:jc w:val="center"/>
+            </w:pPr>
+            <w:r/>
+            <w:r>
+              <w:rPr>
+                <w:rFonts w:ascii="Consolas" w:hAnsi="Consolas" w:eastAsia="Consolas"/>
+                <w:b w:val="0"/>
+                <w:color w:val="1F2933"/>
+                <w:sz w:val="16"/>
+              </w:rPr>
+              <w:t>2500,0</w:t>
+            </w:r>
+          </w:p>
+        </w:tc>
+        <w:tc>
+          <w:tcPr>
+            <w:tcW w:type="dxa" w:w="1100"/>
+            <w:vAlign w:val="center"/>
+            <w:tcMar>
+              <w:top w:w="80" w:type="dxa"/>
+              <w:bottom w:w="80" w:type="dxa"/>
+              <w:start w:w="120" w:type="dxa"/>
+              <w:end w:w="120" w:type="dxa"/>
+            </w:tcMar>
+          </w:tcPr>
+          <w:p>
+            <w:pPr>
+              <w:spacing w:before="0" w:after="0" w:line="259" w:lineRule="auto"/>
+              <w:jc w:val="center"/>
+            </w:pPr>
+            <w:r/>
+            <w:r>
+              <w:rPr>
+                <w:rFonts w:ascii="Consolas" w:hAnsi="Consolas" w:eastAsia="Consolas"/>
+                <w:b w:val="0"/>
+                <w:color w:val="1F2933"/>
+                <w:sz w:val="16"/>
+              </w:rPr>
+              <w:t>2370,0</w:t>
+            </w:r>
+          </w:p>
+        </w:tc>
+        <w:tc>
+          <w:tcPr>
+            <w:tcW w:type="dxa" w:w="1100"/>
+            <w:vAlign w:val="center"/>
+            <w:tcMar>
+              <w:top w:w="80" w:type="dxa"/>
+              <w:bottom w:w="80" w:type="dxa"/>
+              <w:start w:w="120" w:type="dxa"/>
+              <w:end w:w="120" w:type="dxa"/>
+            </w:tcMar>
+          </w:tcPr>
+          <w:p>
+            <w:pPr>
+              <w:spacing w:before="0" w:after="0" w:line="259" w:lineRule="auto"/>
+              <w:jc w:val="center"/>
+            </w:pPr>
+            <w:r/>
+            <w:r>
+              <w:rPr>
+                <w:rFonts w:ascii="Consolas" w:hAnsi="Consolas" w:eastAsia="Consolas"/>
+                <w:b w:val="0"/>
+                <w:color w:val="1F2933"/>
+                <w:sz w:val="16"/>
+              </w:rPr>
+              <w:t>2337,0</w:t>
+            </w:r>
+          </w:p>
+        </w:tc>
+        <w:tc>
+          <w:tcPr>
+            <w:tcW w:type="dxa" w:w="1100"/>
+            <w:vAlign w:val="center"/>
+            <w:tcMar>
+              <w:top w:w="80" w:type="dxa"/>
+              <w:bottom w:w="80" w:type="dxa"/>
+              <w:start w:w="120" w:type="dxa"/>
+              <w:end w:w="120" w:type="dxa"/>
+            </w:tcMar>
+          </w:tcPr>
+          <w:p>
+            <w:pPr>
+              <w:spacing w:before="0" w:after="0" w:line="259" w:lineRule="auto"/>
+              <w:jc w:val="center"/>
+            </w:pPr>
+            <w:r/>
+            <w:r>
+              <w:rPr>
+                <w:rFonts w:ascii="Consolas" w:hAnsi="Consolas" w:eastAsia="Consolas"/>
+                <w:b w:val="0"/>
+                <w:color w:val="1F2933"/>
+                <w:sz w:val="16"/>
+              </w:rPr>
+              <w:t>2337,0</w:t>
+            </w:r>
+          </w:p>
+        </w:tc>
+        <w:tc>
+          <w:tcPr>
+            <w:tcW w:type="dxa" w:w="2760"/>
+            <w:shd w:fill="FFF4CC"/>
+            <w:vAlign w:val="center"/>
+            <w:tcMar>
+              <w:top w:w="80" w:type="dxa"/>
+              <w:bottom w:w="80" w:type="dxa"/>
+              <w:start w:w="120" w:type="dxa"/>
+              <w:end w:w="120" w:type="dxa"/>
+            </w:tcMar>
+          </w:tcPr>
+          <w:p>
+            <w:pPr>
+              <w:spacing w:before="0" w:after="0" w:line="259" w:lineRule="auto"/>
+              <w:jc w:val="left"/>
+            </w:pPr>
+            <w:r/>
+            <w:r>
+              <w:rPr>
+                <w:rFonts w:ascii="Calibri" w:hAnsi="Calibri" w:eastAsia="Calibri"/>
+                <w:b w:val="0"/>
+                <w:color w:val="1F2933"/>
+                <w:sz w:val="16"/>
+              </w:rPr>
+              <w:t>legacy · ПРЕДВАРИТЕЛЬНО</w:t>
+            </w:r>
+          </w:p>
+        </w:tc>
+      </w:tr>
+      <w:tr>
+        <w:trPr>
+          <w:cantSplit/>
+        </w:trPr>
+        <w:tc>
+          <w:tcPr>
+            <w:tcW w:type="dxa" w:w="850"/>
+            <w:vAlign w:val="center"/>
+            <w:tcMar>
+              <w:top w:w="80" w:type="dxa"/>
+              <w:bottom w:w="80" w:type="dxa"/>
+              <w:start w:w="120" w:type="dxa"/>
+              <w:end w:w="120" w:type="dxa"/>
+            </w:tcMar>
+          </w:tcPr>
+          <w:p>
+            <w:pPr>
+              <w:spacing w:before="0" w:after="0" w:line="259" w:lineRule="auto"/>
+              <w:jc w:val="center"/>
+            </w:pPr>
+            <w:r/>
+            <w:r>
+              <w:rPr>
+                <w:rFonts w:ascii="Consolas" w:hAnsi="Consolas" w:eastAsia="Consolas"/>
+                <w:b w:val="0"/>
+                <w:color w:val="1F2933"/>
+                <w:sz w:val="16"/>
+              </w:rPr>
+              <w:t>C16</w:t>
+            </w:r>
+          </w:p>
+        </w:tc>
+        <w:tc>
+          <w:tcPr>
+            <w:tcW w:type="dxa" w:w="1350"/>
+            <w:vAlign w:val="center"/>
+            <w:tcMar>
+              <w:top w:w="80" w:type="dxa"/>
+              <w:bottom w:w="80" w:type="dxa"/>
+              <w:start w:w="120" w:type="dxa"/>
+              <w:end w:w="120" w:type="dxa"/>
+            </w:tcMar>
+          </w:tcPr>
+          <w:p>
+            <w:pPr>
+              <w:spacing w:before="0" w:after="0" w:line="259" w:lineRule="auto"/>
+              <w:jc w:val="center"/>
+            </w:pPr>
+            <w:r/>
+            <w:r>
+              <w:rPr>
+                <w:rFonts w:ascii="Calibri" w:hAnsi="Calibri" w:eastAsia="Calibri"/>
+                <w:b w:val="0"/>
+                <w:color w:val="1F2933"/>
+                <w:sz w:val="16"/>
+              </w:rPr>
+              <w:t>без</w:t>
+            </w:r>
+          </w:p>
+        </w:tc>
+        <w:tc>
+          <w:tcPr>
+            <w:tcW w:type="dxa" w:w="1100"/>
+            <w:vAlign w:val="center"/>
+            <w:tcMar>
+              <w:top w:w="80" w:type="dxa"/>
+              <w:bottom w:w="80" w:type="dxa"/>
+              <w:start w:w="120" w:type="dxa"/>
+              <w:end w:w="120" w:type="dxa"/>
+            </w:tcMar>
+          </w:tcPr>
+          <w:p>
+            <w:pPr>
+              <w:spacing w:before="0" w:after="0" w:line="259" w:lineRule="auto"/>
+              <w:jc w:val="center"/>
+            </w:pPr>
+            <w:r/>
+            <w:r>
+              <w:rPr>
+                <w:rFonts w:ascii="Consolas" w:hAnsi="Consolas" w:eastAsia="Consolas"/>
+                <w:b w:val="0"/>
+                <w:color w:val="1F2933"/>
+                <w:sz w:val="16"/>
+              </w:rPr>
+              <w:t>2500,0</w:t>
+            </w:r>
+          </w:p>
+        </w:tc>
+        <w:tc>
+          <w:tcPr>
+            <w:tcW w:type="dxa" w:w="1100"/>
+            <w:vAlign w:val="center"/>
+            <w:tcMar>
+              <w:top w:w="80" w:type="dxa"/>
+              <w:bottom w:w="80" w:type="dxa"/>
+              <w:start w:w="120" w:type="dxa"/>
+              <w:end w:w="120" w:type="dxa"/>
+            </w:tcMar>
+          </w:tcPr>
+          <w:p>
+            <w:pPr>
+              <w:spacing w:before="0" w:after="0" w:line="259" w:lineRule="auto"/>
+              <w:jc w:val="center"/>
+            </w:pPr>
+            <w:r/>
+            <w:r>
+              <w:rPr>
+                <w:rFonts w:ascii="Consolas" w:hAnsi="Consolas" w:eastAsia="Consolas"/>
+                <w:b w:val="0"/>
+                <w:color w:val="1F2933"/>
+                <w:sz w:val="16"/>
+              </w:rPr>
+              <w:t>2383,0</w:t>
+            </w:r>
+          </w:p>
+        </w:tc>
+        <w:tc>
+          <w:tcPr>
+            <w:tcW w:type="dxa" w:w="1100"/>
+            <w:vAlign w:val="center"/>
+            <w:tcMar>
+              <w:top w:w="80" w:type="dxa"/>
+              <w:bottom w:w="80" w:type="dxa"/>
+              <w:start w:w="120" w:type="dxa"/>
+              <w:end w:w="120" w:type="dxa"/>
+            </w:tcMar>
+          </w:tcPr>
+          <w:p>
+            <w:pPr>
+              <w:spacing w:before="0" w:after="0" w:line="259" w:lineRule="auto"/>
+              <w:jc w:val="center"/>
+            </w:pPr>
+            <w:r/>
+            <w:r>
+              <w:rPr>
+                <w:rFonts w:ascii="Consolas" w:hAnsi="Consolas" w:eastAsia="Consolas"/>
+                <w:b w:val="0"/>
+                <w:color w:val="1F2933"/>
+                <w:sz w:val="16"/>
+              </w:rPr>
+              <w:t>2350,0</w:t>
+            </w:r>
+          </w:p>
+        </w:tc>
+        <w:tc>
+          <w:tcPr>
+            <w:tcW w:type="dxa" w:w="1100"/>
+            <w:vAlign w:val="center"/>
+            <w:tcMar>
+              <w:top w:w="80" w:type="dxa"/>
+              <w:bottom w:w="80" w:type="dxa"/>
+              <w:start w:w="120" w:type="dxa"/>
+              <w:end w:w="120" w:type="dxa"/>
+            </w:tcMar>
+          </w:tcPr>
+          <w:p>
+            <w:pPr>
+              <w:spacing w:before="0" w:after="0" w:line="259" w:lineRule="auto"/>
+              <w:jc w:val="center"/>
+            </w:pPr>
+            <w:r/>
+            <w:r>
+              <w:rPr>
+                <w:rFonts w:ascii="Consolas" w:hAnsi="Consolas" w:eastAsia="Consolas"/>
+                <w:b w:val="0"/>
+                <w:color w:val="1F2933"/>
+                <w:sz w:val="16"/>
+              </w:rPr>
+              <w:t>2350,0</w:t>
+            </w:r>
+          </w:p>
+        </w:tc>
+        <w:tc>
+          <w:tcPr>
+            <w:tcW w:type="dxa" w:w="2760"/>
+            <w:shd w:fill="FFF4CC"/>
+            <w:vAlign w:val="center"/>
+            <w:tcMar>
+              <w:top w:w="80" w:type="dxa"/>
+              <w:bottom w:w="80" w:type="dxa"/>
+              <w:start w:w="120" w:type="dxa"/>
+              <w:end w:w="120" w:type="dxa"/>
+            </w:tcMar>
+          </w:tcPr>
+          <w:p>
+            <w:pPr>
+              <w:spacing w:before="0" w:after="0" w:line="259" w:lineRule="auto"/>
+              <w:jc w:val="left"/>
+            </w:pPr>
+            <w:r/>
+            <w:r>
+              <w:rPr>
+                <w:rFonts w:ascii="Calibri" w:hAnsi="Calibri" w:eastAsia="Calibri"/>
+                <w:b w:val="0"/>
+                <w:color w:val="1F2933"/>
+                <w:sz w:val="16"/>
+              </w:rPr>
+              <w:t>legacy · ПРЕДВАРИТЕЛЬНО</w:t>
+            </w:r>
+          </w:p>
+        </w:tc>
+      </w:tr>
+      <w:tr>
+        <w:trPr>
+          <w:cantSplit/>
+        </w:trPr>
+        <w:tc>
+          <w:tcPr>
+            <w:tcW w:type="dxa" w:w="850"/>
+            <w:vAlign w:val="center"/>
+            <w:tcMar>
+              <w:top w:w="80" w:type="dxa"/>
+              <w:bottom w:w="80" w:type="dxa"/>
+              <w:start w:w="120" w:type="dxa"/>
+              <w:end w:w="120" w:type="dxa"/>
+            </w:tcMar>
+          </w:tcPr>
+          <w:p>
+            <w:pPr>
+              <w:spacing w:before="0" w:after="0" w:line="259" w:lineRule="auto"/>
+              <w:jc w:val="center"/>
+            </w:pPr>
+            <w:r/>
+            <w:r>
+              <w:rPr>
+                <w:rFonts w:ascii="Consolas" w:hAnsi="Consolas" w:eastAsia="Consolas"/>
+                <w:b w:val="0"/>
+                <w:color w:val="1F2933"/>
+                <w:sz w:val="16"/>
+              </w:rPr>
+              <w:t>C17</w:t>
+            </w:r>
+          </w:p>
+        </w:tc>
+        <w:tc>
+          <w:tcPr>
+            <w:tcW w:type="dxa" w:w="1350"/>
+            <w:vAlign w:val="center"/>
+            <w:tcMar>
+              <w:top w:w="80" w:type="dxa"/>
+              <w:bottom w:w="80" w:type="dxa"/>
+              <w:start w:w="120" w:type="dxa"/>
+              <w:end w:w="120" w:type="dxa"/>
+            </w:tcMar>
+          </w:tcPr>
+          <w:p>
+            <w:pPr>
+              <w:spacing w:before="0" w:after="0" w:line="259" w:lineRule="auto"/>
+              <w:jc w:val="center"/>
+            </w:pPr>
+            <w:r/>
+            <w:r>
+              <w:rPr>
+                <w:rFonts w:ascii="Calibri" w:hAnsi="Calibri" w:eastAsia="Calibri"/>
+                <w:b w:val="0"/>
+                <w:color w:val="1F2933"/>
+                <w:sz w:val="16"/>
+              </w:rPr>
+              <w:t>оба</w:t>
+            </w:r>
+          </w:p>
+        </w:tc>
+        <w:tc>
+          <w:tcPr>
+            <w:tcW w:type="dxa" w:w="1100"/>
+            <w:vAlign w:val="center"/>
+            <w:tcMar>
+              <w:top w:w="80" w:type="dxa"/>
+              <w:bottom w:w="80" w:type="dxa"/>
+              <w:start w:w="120" w:type="dxa"/>
+              <w:end w:w="120" w:type="dxa"/>
+            </w:tcMar>
+          </w:tcPr>
+          <w:p>
+            <w:pPr>
+              <w:spacing w:before="0" w:after="0" w:line="259" w:lineRule="auto"/>
+              <w:jc w:val="center"/>
+            </w:pPr>
+            <w:r/>
+            <w:r>
+              <w:rPr>
+                <w:rFonts w:ascii="Consolas" w:hAnsi="Consolas" w:eastAsia="Consolas"/>
+                <w:b w:val="0"/>
+                <w:color w:val="1F2933"/>
+                <w:sz w:val="16"/>
+              </w:rPr>
+              <w:t>2500,0</w:t>
+            </w:r>
+          </w:p>
+        </w:tc>
+        <w:tc>
+          <w:tcPr>
+            <w:tcW w:type="dxa" w:w="1100"/>
+            <w:vAlign w:val="center"/>
+            <w:tcMar>
+              <w:top w:w="80" w:type="dxa"/>
+              <w:bottom w:w="80" w:type="dxa"/>
+              <w:start w:w="120" w:type="dxa"/>
+              <w:end w:w="120" w:type="dxa"/>
+            </w:tcMar>
+          </w:tcPr>
+          <w:p>
+            <w:pPr>
+              <w:spacing w:before="0" w:after="0" w:line="259" w:lineRule="auto"/>
+              <w:jc w:val="center"/>
+            </w:pPr>
+            <w:r/>
+            <w:r>
+              <w:rPr>
+                <w:rFonts w:ascii="Consolas" w:hAnsi="Consolas" w:eastAsia="Consolas"/>
+                <w:b w:val="0"/>
+                <w:color w:val="1F2933"/>
+                <w:sz w:val="16"/>
+              </w:rPr>
+              <w:t>2385,0</w:t>
+            </w:r>
+          </w:p>
+        </w:tc>
+        <w:tc>
+          <w:tcPr>
+            <w:tcW w:type="dxa" w:w="1100"/>
+            <w:vAlign w:val="center"/>
+            <w:tcMar>
+              <w:top w:w="80" w:type="dxa"/>
+              <w:bottom w:w="80" w:type="dxa"/>
+              <w:start w:w="120" w:type="dxa"/>
+              <w:end w:w="120" w:type="dxa"/>
+            </w:tcMar>
+          </w:tcPr>
+          <w:p>
+            <w:pPr>
+              <w:spacing w:before="0" w:after="0" w:line="259" w:lineRule="auto"/>
+              <w:jc w:val="center"/>
+            </w:pPr>
+            <w:r/>
+            <w:r>
+              <w:rPr>
+                <w:rFonts w:ascii="Consolas" w:hAnsi="Consolas" w:eastAsia="Consolas"/>
+                <w:b w:val="0"/>
+                <w:color w:val="1F2933"/>
+                <w:sz w:val="16"/>
+              </w:rPr>
+              <w:t>2352,0</w:t>
+            </w:r>
+          </w:p>
+        </w:tc>
+        <w:tc>
+          <w:tcPr>
+            <w:tcW w:type="dxa" w:w="1100"/>
+            <w:vAlign w:val="center"/>
+            <w:tcMar>
+              <w:top w:w="80" w:type="dxa"/>
+              <w:bottom w:w="80" w:type="dxa"/>
+              <w:start w:w="120" w:type="dxa"/>
+              <w:end w:w="120" w:type="dxa"/>
+            </w:tcMar>
+          </w:tcPr>
+          <w:p>
+            <w:pPr>
+              <w:spacing w:before="0" w:after="0" w:line="259" w:lineRule="auto"/>
+              <w:jc w:val="center"/>
+            </w:pPr>
+            <w:r/>
+            <w:r>
+              <w:rPr>
+                <w:rFonts w:ascii="Consolas" w:hAnsi="Consolas" w:eastAsia="Consolas"/>
+                <w:b w:val="0"/>
+                <w:color w:val="1F2933"/>
+                <w:sz w:val="16"/>
+              </w:rPr>
+              <w:t>2352,0</w:t>
+            </w:r>
+          </w:p>
+        </w:tc>
+        <w:tc>
+          <w:tcPr>
+            <w:tcW w:type="dxa" w:w="2760"/>
+            <w:shd w:fill="FFF4CC"/>
+            <w:vAlign w:val="center"/>
+            <w:tcMar>
+              <w:top w:w="80" w:type="dxa"/>
+              <w:bottom w:w="80" w:type="dxa"/>
+              <w:start w:w="120" w:type="dxa"/>
+              <w:end w:w="120" w:type="dxa"/>
+            </w:tcMar>
+          </w:tcPr>
+          <w:p>
+            <w:pPr>
+              <w:spacing w:before="0" w:after="0" w:line="259" w:lineRule="auto"/>
+              <w:jc w:val="left"/>
+            </w:pPr>
+            <w:r/>
+            <w:r>
+              <w:rPr>
+                <w:rFonts w:ascii="Calibri" w:hAnsi="Calibri" w:eastAsia="Calibri"/>
+                <w:b w:val="0"/>
+                <w:color w:val="1F2933"/>
+                <w:sz w:val="16"/>
+              </w:rPr>
+              <w:t>legacy · ПРЕДВАРИТЕЛЬНО</w:t>
+            </w:r>
+          </w:p>
+        </w:tc>
+      </w:tr>
+    </w:tbl>
+    <w:p/>
     <w:p>
       <w:pPr>
         <w:pStyle w:val="Heading1"/>
@@ -14043,6 +17012,7 @@
           </w:tcPr>
           <w:p>
             <w:pPr>
+              <w:keepNext/>
               <w:spacing w:before="0" w:after="0" w:line="259" w:lineRule="auto"/>
               <w:jc w:val="center"/>
             </w:pPr>
@@ -14072,6 +17042,7 @@
           </w:tcPr>
           <w:p>
             <w:pPr>
+              <w:keepNext/>
               <w:spacing w:before="0" w:after="0" w:line="259" w:lineRule="auto"/>
               <w:jc w:val="left"/>
             </w:pPr>
@@ -14101,6 +17072,7 @@
           </w:tcPr>
           <w:p>
             <w:pPr>
+              <w:keepNext/>
               <w:spacing w:before="0" w:after="0" w:line="259" w:lineRule="auto"/>
               <w:jc w:val="left"/>
             </w:pPr>
@@ -14130,6 +17102,7 @@
           </w:tcPr>
           <w:p>
             <w:pPr>
+              <w:keepNext/>
               <w:spacing w:before="0" w:after="0" w:line="259" w:lineRule="auto"/>
               <w:jc w:val="left"/>
             </w:pPr>
@@ -14581,7 +17554,7 @@
                 <w:color w:val="1F2933"/>
                 <w:sz w:val="16"/>
               </w:rPr>
-              <w:t>Подтвердить H − 135 и Hстекла + 33 для всех вариантов компенсатора.</w:t>
+              <w:t>Подтвердить матрицу Δ(S, C): B25 с верхним/обоими/без компенсатора и перенос семейства B16 на B17/C16/C17.</w:t>
             </w:r>
           </w:p>
         </w:tc>
@@ -15084,11 +18057,6 @@
       </w:tr>
     </w:tbl>
     <w:p/>
-    <w:p>
-      <w:r>
-        <w:br w:type="page"/>
-      </w:r>
-    </w:p>
     <w:p>
       <w:pPr>
         <w:pStyle w:val="Heading1"/>
@@ -15137,6 +18105,7 @@
           </w:tcPr>
           <w:p>
             <w:pPr>
+              <w:keepNext/>
               <w:spacing w:before="0" w:after="0" w:line="259" w:lineRule="auto"/>
               <w:jc w:val="left"/>
             </w:pPr>
@@ -15166,6 +18135,7 @@
           </w:tcPr>
           <w:p>
             <w:pPr>
+              <w:keepNext/>
               <w:spacing w:before="0" w:after="0" w:line="259" w:lineRule="auto"/>
               <w:jc w:val="left"/>
             </w:pPr>
@@ -15210,7 +18180,7 @@
                 <w:color w:val="1F2933"/>
                 <w:sz w:val="18"/>
               </w:rPr>
-              <w:t>Форма КНИЖКИ; отдельный backend-модуль; физические панели; стекло, профили и фурнитура; источники/статусы; две схемы; гостевой и авторизованный API; сохранение, копирование, шаблоны.</w:t>
+              <w:t>Форма КНИЖКИ; отдельный backend-модуль; физические панели; стекло, профили и фурнитура; источники/статусы; две схемы; гостевой и авторизованный API; сохранение, копирование, шаблоны; исключение КНИЖКИ из поддержанных частей смешанных документов.</w:t>
             </w:r>
           </w:p>
         </w:tc>
